--- a/backend/routers/plantillas/cobranza_2.docx
+++ b/backend/routers/plantillas/cobranza_2.docx
@@ -1,6 +1,6 @@
 
 <file path=word/document.xml><?xml version="1.0" encoding="utf-8"?>
-<w:document xmlns:wpc="http://schemas.microsoft.com/office/word/2010/wordprocessingCanvas" xmlns:cx="http://schemas.microsoft.com/office/drawing/2014/chartex" xmlns:cx1="http://schemas.microsoft.com/office/drawing/2015/9/8/chartex" xmlns:cx2="http://schemas.microsoft.com/office/drawing/2015/10/21/chartex" xmlns:cx3="http://schemas.microsoft.com/office/drawing/2016/5/9/chartex" xmlns:cx4="http://schemas.microsoft.com/office/drawing/2016/5/10/chartex" xmlns:cx5="http://schemas.microsoft.com/office/drawing/2016/5/11/chartex" xmlns:cx6="http://schemas.microsoft.com/office/drawing/2016/5/12/chartex" xmlns:cx7="http://schemas.microsoft.com/office/drawing/2016/5/13/chartex" xmlns:cx8="http://schemas.microsoft.com/office/drawing/2016/5/14/chartex" xmlns:mc="http://schemas.openxmlformats.org/markup-compatibility/2006" xmlns:aink="http://schemas.microsoft.com/office/drawing/2016/ink" xmlns:am3d="http://schemas.microsoft.com/office/drawing/2017/model3d" xmlns:o="urn:schemas-microsoft-com:office:office" xmlns:oel="http://schemas.microsoft.com/office/2019/extlst" xmlns:r="http://schemas.openxmlformats.org/officeDocument/2006/relationships" xmlns:m="http://schemas.openxmlformats.org/officeDocument/2006/math" xmlns:v="urn:schemas-microsoft-com:vml" xmlns:wp14="http://schemas.microsoft.com/office/word/2010/wordprocessingDrawing" xmlns:wp="http://schemas.openxmlformats.org/drawingml/2006/wordprocessingDrawing" xmlns:w10="urn:schemas-microsoft-com:office:word" xmlns:w="http://schemas.openxmlformats.org/wordprocessingml/2006/main" xmlns:w14="http://schemas.microsoft.com/office/word/2010/wordml" xmlns:w15="http://schemas.microsoft.com/office/word/2012/wordml" xmlns:w16cex="http://schemas.microsoft.com/office/word/2018/wordml/cex" xmlns:w16cid="http://schemas.microsoft.com/office/word/2016/wordml/cid" xmlns:w16="http://schemas.microsoft.com/office/word/2018/wordml" xmlns:w16du="http://schemas.microsoft.com/office/word/2023/wordml/word16du" xmlns:w16sdtdh="http://schemas.microsoft.com/office/word/2020/wordml/sdtdatahash" xmlns:w16sdtfl="http://schemas.microsoft.com/office/word/2024/wordml/sdtformatlock" xmlns:w16se="http://schemas.microsoft.com/office/word/2015/wordml/symex" xmlns:wpg="http://schemas.microsoft.com/office/word/2010/wordprocessingGroup" xmlns:wpi="http://schemas.microsoft.com/office/word/2010/wordprocessingInk" xmlns:wne="http://schemas.microsoft.com/office/word/2006/wordml" xmlns:wps="http://schemas.microsoft.com/office/word/2010/wordprocessingShape" mc:Ignorable="w14 w15 w16se w16cid w16 w16cex w16sdtdh w16sdtfl w16du wp14">
+<w:document xmlns:wpc="http://schemas.microsoft.com/office/word/2010/wordprocessingCanvas" xmlns:cx="http://schemas.microsoft.com/office/drawing/2014/chartex" xmlns:cx1="http://schemas.microsoft.com/office/drawing/2015/9/8/chartex" xmlns:cx2="http://schemas.microsoft.com/office/drawing/2015/10/21/chartex" xmlns:cx3="http://schemas.microsoft.com/office/drawing/2016/5/9/chartex" xmlns:cx4="http://schemas.microsoft.com/office/drawing/2016/5/10/chartex" xmlns:cx5="http://schemas.microsoft.com/office/drawing/2016/5/11/chartex" xmlns:cx6="http://schemas.microsoft.com/office/drawing/2016/5/12/chartex" xmlns:cx7="http://schemas.microsoft.com/office/drawing/2016/5/13/chartex" xmlns:cx8="http://schemas.microsoft.com/office/drawing/2016/5/14/chartex" xmlns:mc="http://schemas.openxmlformats.org/markup-compatibility/2006" xmlns:aink="http://schemas.microsoft.com/office/drawing/2016/ink" xmlns:am3d="http://schemas.microsoft.com/office/drawing/2017/model3d" xmlns:o="urn:schemas-microsoft-com:office:office" xmlns:oel="http://schemas.microsoft.com/office/2019/extlst" xmlns:r="http://schemas.openxmlformats.org/officeDocument/2006/relationships" xmlns:m="http://schemas.openxmlformats.org/officeDocument/2006/math" xmlns:v="urn:schemas-microsoft-com:vml" xmlns:wp14="http://schemas.microsoft.com/office/word/2010/wordprocessingDrawing" xmlns:wp="http://schemas.openxmlformats.org/drawingml/2006/wordprocessingDrawing" xmlns:w10="urn:schemas-microsoft-com:office:word" xmlns:w="http://schemas.openxmlformats.org/wordprocessingml/2006/main" xmlns:w14="http://schemas.microsoft.com/office/word/2010/wordml" xmlns:w15="http://schemas.microsoft.com/office/word/2012/wordml" xmlns:w16cei="http://schemas.microsoft.com/office/word/2026/wordml/cei" xmlns:w16cex="http://schemas.microsoft.com/office/word/2018/wordml/cex" xmlns:w16cid="http://schemas.microsoft.com/office/word/2016/wordml/cid" xmlns:w16="http://schemas.microsoft.com/office/word/2018/wordml" xmlns:w16du="http://schemas.microsoft.com/office/word/2023/wordml/word16du" xmlns:w16sdtdh="http://schemas.microsoft.com/office/word/2020/wordml/sdtdatahash" xmlns:w16sdtfl="http://schemas.microsoft.com/office/word/2024/wordml/sdtformatlock" xmlns:w16se="http://schemas.microsoft.com/office/word/2015/wordml/symex" xmlns:wpg="http://schemas.microsoft.com/office/word/2010/wordprocessingGroup" xmlns:wpi="http://schemas.microsoft.com/office/word/2010/wordprocessingInk" xmlns:wne="http://schemas.microsoft.com/office/word/2006/wordml" xmlns:wps="http://schemas.microsoft.com/office/word/2010/wordprocessingShape" mc:Ignorable="w14 w15 w16se w16cid w16 w16cex w16sdtdh w16sdtfl w16du wp14">
   <w:body>
     <w:p>
       <w:pPr>
@@ -738,16 +738,27 @@
       </w:pPr>
       <w:r>
         <w:rPr>
+          <w:rFonts w:ascii="Arial" w:hAnsi="Arial" w:cs="Arial"/>
+        </w:rPr>
+        <w:t xml:space="preserve">Atentamente; </w:t>
+      </w:r>
+    </w:p>
+    <w:p>
+      <w:pPr>
+        <w:pStyle w:val="Sinespaciado"/>
+      </w:pPr>
+      <w:r>
+        <w:rPr>
           <w:noProof/>
         </w:rPr>
         <w:drawing>
-          <wp:anchor distT="0" distB="0" distL="114300" distR="114300" simplePos="0" relativeHeight="251659264" behindDoc="0" locked="0" layoutInCell="1" allowOverlap="1" wp14:anchorId="072A387D" wp14:editId="79C5D7AB">
+          <wp:anchor distT="0" distB="0" distL="114300" distR="114300" simplePos="0" relativeHeight="251659264" behindDoc="0" locked="0" layoutInCell="1" allowOverlap="1" wp14:anchorId="072A387D" wp14:editId="1F67B6C9">
             <wp:simplePos x="0" y="0"/>
             <wp:positionH relativeFrom="margin">
               <wp:align>center</wp:align>
             </wp:positionH>
             <wp:positionV relativeFrom="margin">
-              <wp:align>bottom</wp:align>
+              <wp:posOffset>7815857</wp:posOffset>
             </wp:positionV>
             <wp:extent cx="1748367" cy="1214967"/>
             <wp:effectExtent l="0" t="0" r="4445" b="4445"/>
@@ -806,20 +817,12 @@
           </wp:anchor>
         </w:drawing>
       </w:r>
-      <w:r>
-        <w:rPr>
-          <w:rFonts w:ascii="Arial" w:hAnsi="Arial" w:cs="Arial"/>
-        </w:rPr>
-        <w:t xml:space="preserve">Atentamente; </w:t>
-      </w:r>
-    </w:p>
-    <w:p>
-      <w:pPr>
-        <w:pStyle w:val="Sinespaciado"/>
-      </w:pPr>
-    </w:p>
-    <w:p>
-      <w:pPr>
+    </w:p>
+    <w:p>
+      <w:pPr>
+        <w:tabs>
+          <w:tab w:val="left" w:pos="9652"/>
+        </w:tabs>
         <w:spacing w:after="211"/>
         <w:ind w:left="91"/>
         <w:rPr>
@@ -828,6 +831,14 @@
           <w:sz w:val="24"/>
         </w:rPr>
       </w:pPr>
+      <w:r>
+        <w:rPr>
+          <w:rFonts w:ascii="Arial" w:eastAsia="Arial" w:hAnsi="Arial" w:cs="Arial"/>
+          <w:bCs/>
+          <w:sz w:val="24"/>
+        </w:rPr>
+        <w:tab/>
+      </w:r>
     </w:p>
     <w:p>
       <w:pPr>
@@ -842,7 +853,7 @@
       <w:headerReference w:type="first" r:id="rId14"/>
       <w:footerReference w:type="first" r:id="rId15"/>
       <w:pgSz w:w="11906" w:h="16838"/>
-      <w:pgMar w:top="1417" w:right="1701" w:bottom="1417" w:left="1701" w:header="720" w:footer="720" w:gutter="0"/>
+      <w:pgMar w:top="720" w:right="720" w:bottom="720" w:left="720" w:header="720" w:footer="720" w:gutter="0"/>
       <w:cols w:space="720"/>
       <w:docGrid w:linePitch="299"/>
     </w:sectPr>
@@ -851,7 +862,7 @@
 </file>
 
 <file path=word/endnotes.xml><?xml version="1.0" encoding="utf-8"?>
-<w:endnotes xmlns:wpc="http://schemas.microsoft.com/office/word/2010/wordprocessingCanvas" xmlns:cx="http://schemas.microsoft.com/office/drawing/2014/chartex" xmlns:cx1="http://schemas.microsoft.com/office/drawing/2015/9/8/chartex" xmlns:cx2="http://schemas.microsoft.com/office/drawing/2015/10/21/chartex" xmlns:cx3="http://schemas.microsoft.com/office/drawing/2016/5/9/chartex" xmlns:cx4="http://schemas.microsoft.com/office/drawing/2016/5/10/chartex" xmlns:cx5="http://schemas.microsoft.com/office/drawing/2016/5/11/chartex" xmlns:cx6="http://schemas.microsoft.com/office/drawing/2016/5/12/chartex" xmlns:cx7="http://schemas.microsoft.com/office/drawing/2016/5/13/chartex" xmlns:cx8="http://schemas.microsoft.com/office/drawing/2016/5/14/chartex" xmlns:mc="http://schemas.openxmlformats.org/markup-compatibility/2006" xmlns:aink="http://schemas.microsoft.com/office/drawing/2016/ink" xmlns:am3d="http://schemas.microsoft.com/office/drawing/2017/model3d" xmlns:o="urn:schemas-microsoft-com:office:office" xmlns:oel="http://schemas.microsoft.com/office/2019/extlst" xmlns:r="http://schemas.openxmlformats.org/officeDocument/2006/relationships" xmlns:m="http://schemas.openxmlformats.org/officeDocument/2006/math" xmlns:v="urn:schemas-microsoft-com:vml" xmlns:wp14="http://schemas.microsoft.com/office/word/2010/wordprocessingDrawing" xmlns:wp="http://schemas.openxmlformats.org/drawingml/2006/wordprocessingDrawing" xmlns:w10="urn:schemas-microsoft-com:office:word" xmlns:w="http://schemas.openxmlformats.org/wordprocessingml/2006/main" xmlns:w14="http://schemas.microsoft.com/office/word/2010/wordml" xmlns:w15="http://schemas.microsoft.com/office/word/2012/wordml" xmlns:w16cex="http://schemas.microsoft.com/office/word/2018/wordml/cex" xmlns:w16cid="http://schemas.microsoft.com/office/word/2016/wordml/cid" xmlns:w16="http://schemas.microsoft.com/office/word/2018/wordml" xmlns:w16du="http://schemas.microsoft.com/office/word/2023/wordml/word16du" xmlns:w16sdtdh="http://schemas.microsoft.com/office/word/2020/wordml/sdtdatahash" xmlns:w16sdtfl="http://schemas.microsoft.com/office/word/2024/wordml/sdtformatlock" xmlns:w16se="http://schemas.microsoft.com/office/word/2015/wordml/symex" xmlns:wpg="http://schemas.microsoft.com/office/word/2010/wordprocessingGroup" xmlns:wpi="http://schemas.microsoft.com/office/word/2010/wordprocessingInk" xmlns:wne="http://schemas.microsoft.com/office/word/2006/wordml" xmlns:wps="http://schemas.microsoft.com/office/word/2010/wordprocessingShape" mc:Ignorable="w14 w15 w16se w16cid w16 w16cex w16sdtdh w16sdtfl w16du wp14">
+<w:endnotes xmlns:wpc="http://schemas.microsoft.com/office/word/2010/wordprocessingCanvas" xmlns:cx="http://schemas.microsoft.com/office/drawing/2014/chartex" xmlns:cx1="http://schemas.microsoft.com/office/drawing/2015/9/8/chartex" xmlns:cx2="http://schemas.microsoft.com/office/drawing/2015/10/21/chartex" xmlns:cx3="http://schemas.microsoft.com/office/drawing/2016/5/9/chartex" xmlns:cx4="http://schemas.microsoft.com/office/drawing/2016/5/10/chartex" xmlns:cx5="http://schemas.microsoft.com/office/drawing/2016/5/11/chartex" xmlns:cx6="http://schemas.microsoft.com/office/drawing/2016/5/12/chartex" xmlns:cx7="http://schemas.microsoft.com/office/drawing/2016/5/13/chartex" xmlns:cx8="http://schemas.microsoft.com/office/drawing/2016/5/14/chartex" xmlns:mc="http://schemas.openxmlformats.org/markup-compatibility/2006" xmlns:aink="http://schemas.microsoft.com/office/drawing/2016/ink" xmlns:am3d="http://schemas.microsoft.com/office/drawing/2017/model3d" xmlns:o="urn:schemas-microsoft-com:office:office" xmlns:oel="http://schemas.microsoft.com/office/2019/extlst" xmlns:r="http://schemas.openxmlformats.org/officeDocument/2006/relationships" xmlns:m="http://schemas.openxmlformats.org/officeDocument/2006/math" xmlns:v="urn:schemas-microsoft-com:vml" xmlns:wp14="http://schemas.microsoft.com/office/word/2010/wordprocessingDrawing" xmlns:wp="http://schemas.openxmlformats.org/drawingml/2006/wordprocessingDrawing" xmlns:w10="urn:schemas-microsoft-com:office:word" xmlns:w="http://schemas.openxmlformats.org/wordprocessingml/2006/main" xmlns:w14="http://schemas.microsoft.com/office/word/2010/wordml" xmlns:w15="http://schemas.microsoft.com/office/word/2012/wordml" xmlns:w16cei="http://schemas.microsoft.com/office/word/2026/wordml/cei" xmlns:w16cex="http://schemas.microsoft.com/office/word/2018/wordml/cex" xmlns:w16cid="http://schemas.microsoft.com/office/word/2016/wordml/cid" xmlns:w16="http://schemas.microsoft.com/office/word/2018/wordml" xmlns:w16du="http://schemas.microsoft.com/office/word/2023/wordml/word16du" xmlns:w16sdtdh="http://schemas.microsoft.com/office/word/2020/wordml/sdtdatahash" xmlns:w16sdtfl="http://schemas.microsoft.com/office/word/2024/wordml/sdtformatlock" xmlns:w16se="http://schemas.microsoft.com/office/word/2015/wordml/symex" xmlns:wpg="http://schemas.microsoft.com/office/word/2010/wordprocessingGroup" xmlns:wpi="http://schemas.microsoft.com/office/word/2010/wordprocessingInk" xmlns:wne="http://schemas.microsoft.com/office/word/2006/wordml" xmlns:wps="http://schemas.microsoft.com/office/word/2010/wordprocessingShape" mc:Ignorable="w14 w15 w16se w16cid w16 w16cex w16sdtdh w16sdtfl w16du wp14">
   <w:endnote w:type="separator" w:id="-1">
     <w:p>
       <w:pPr>
@@ -876,7 +887,7 @@
 </file>
 
 <file path=word/footer1.xml><?xml version="1.0" encoding="utf-8"?>
-<w:ftr xmlns:wpc="http://schemas.microsoft.com/office/word/2010/wordprocessingCanvas" xmlns:cx="http://schemas.microsoft.com/office/drawing/2014/chartex" xmlns:cx1="http://schemas.microsoft.com/office/drawing/2015/9/8/chartex" xmlns:cx2="http://schemas.microsoft.com/office/drawing/2015/10/21/chartex" xmlns:cx3="http://schemas.microsoft.com/office/drawing/2016/5/9/chartex" xmlns:cx4="http://schemas.microsoft.com/office/drawing/2016/5/10/chartex" xmlns:cx5="http://schemas.microsoft.com/office/drawing/2016/5/11/chartex" xmlns:cx6="http://schemas.microsoft.com/office/drawing/2016/5/12/chartex" xmlns:cx7="http://schemas.microsoft.com/office/drawing/2016/5/13/chartex" xmlns:cx8="http://schemas.microsoft.com/office/drawing/2016/5/14/chartex" xmlns:mc="http://schemas.openxmlformats.org/markup-compatibility/2006" xmlns:aink="http://schemas.microsoft.com/office/drawing/2016/ink" xmlns:am3d="http://schemas.microsoft.com/office/drawing/2017/model3d" xmlns:o="urn:schemas-microsoft-com:office:office" xmlns:oel="http://schemas.microsoft.com/office/2019/extlst" xmlns:r="http://schemas.openxmlformats.org/officeDocument/2006/relationships" xmlns:m="http://schemas.openxmlformats.org/officeDocument/2006/math" xmlns:v="urn:schemas-microsoft-com:vml" xmlns:wp14="http://schemas.microsoft.com/office/word/2010/wordprocessingDrawing" xmlns:wp="http://schemas.openxmlformats.org/drawingml/2006/wordprocessingDrawing" xmlns:w10="urn:schemas-microsoft-com:office:word" xmlns:w="http://schemas.openxmlformats.org/wordprocessingml/2006/main" xmlns:w14="http://schemas.microsoft.com/office/word/2010/wordml" xmlns:w15="http://schemas.microsoft.com/office/word/2012/wordml" xmlns:w16cex="http://schemas.microsoft.com/office/word/2018/wordml/cex" xmlns:w16cid="http://schemas.microsoft.com/office/word/2016/wordml/cid" xmlns:w16="http://schemas.microsoft.com/office/word/2018/wordml" xmlns:w16du="http://schemas.microsoft.com/office/word/2023/wordml/word16du" xmlns:w16sdtdh="http://schemas.microsoft.com/office/word/2020/wordml/sdtdatahash" xmlns:w16sdtfl="http://schemas.microsoft.com/office/word/2024/wordml/sdtformatlock" xmlns:w16se="http://schemas.microsoft.com/office/word/2015/wordml/symex" xmlns:wpg="http://schemas.microsoft.com/office/word/2010/wordprocessingGroup" xmlns:wpi="http://schemas.microsoft.com/office/word/2010/wordprocessingInk" xmlns:wne="http://schemas.microsoft.com/office/word/2006/wordml" xmlns:wps="http://schemas.microsoft.com/office/word/2010/wordprocessingShape" mc:Ignorable="w14 w15 w16se w16cid w16 w16cex w16sdtdh w16sdtfl w16du wp14">
+<w:ftr xmlns:wpc="http://schemas.microsoft.com/office/word/2010/wordprocessingCanvas" xmlns:cx="http://schemas.microsoft.com/office/drawing/2014/chartex" xmlns:cx1="http://schemas.microsoft.com/office/drawing/2015/9/8/chartex" xmlns:cx2="http://schemas.microsoft.com/office/drawing/2015/10/21/chartex" xmlns:cx3="http://schemas.microsoft.com/office/drawing/2016/5/9/chartex" xmlns:cx4="http://schemas.microsoft.com/office/drawing/2016/5/10/chartex" xmlns:cx5="http://schemas.microsoft.com/office/drawing/2016/5/11/chartex" xmlns:cx6="http://schemas.microsoft.com/office/drawing/2016/5/12/chartex" xmlns:cx7="http://schemas.microsoft.com/office/drawing/2016/5/13/chartex" xmlns:cx8="http://schemas.microsoft.com/office/drawing/2016/5/14/chartex" xmlns:mc="http://schemas.openxmlformats.org/markup-compatibility/2006" xmlns:aink="http://schemas.microsoft.com/office/drawing/2016/ink" xmlns:am3d="http://schemas.microsoft.com/office/drawing/2017/model3d" xmlns:o="urn:schemas-microsoft-com:office:office" xmlns:oel="http://schemas.microsoft.com/office/2019/extlst" xmlns:r="http://schemas.openxmlformats.org/officeDocument/2006/relationships" xmlns:m="http://schemas.openxmlformats.org/officeDocument/2006/math" xmlns:v="urn:schemas-microsoft-com:vml" xmlns:wp14="http://schemas.microsoft.com/office/word/2010/wordprocessingDrawing" xmlns:wp="http://schemas.openxmlformats.org/drawingml/2006/wordprocessingDrawing" xmlns:w10="urn:schemas-microsoft-com:office:word" xmlns:w="http://schemas.openxmlformats.org/wordprocessingml/2006/main" xmlns:w14="http://schemas.microsoft.com/office/word/2010/wordml" xmlns:w15="http://schemas.microsoft.com/office/word/2012/wordml" xmlns:w16cei="http://schemas.microsoft.com/office/word/2026/wordml/cei" xmlns:w16cex="http://schemas.microsoft.com/office/word/2018/wordml/cex" xmlns:w16cid="http://schemas.microsoft.com/office/word/2016/wordml/cid" xmlns:w16="http://schemas.microsoft.com/office/word/2018/wordml" xmlns:w16du="http://schemas.microsoft.com/office/word/2023/wordml/word16du" xmlns:w16sdtdh="http://schemas.microsoft.com/office/word/2020/wordml/sdtdatahash" xmlns:w16sdtfl="http://schemas.microsoft.com/office/word/2024/wordml/sdtformatlock" xmlns:w16se="http://schemas.microsoft.com/office/word/2015/wordml/symex" xmlns:wpg="http://schemas.microsoft.com/office/word/2010/wordprocessingGroup" xmlns:wpi="http://schemas.microsoft.com/office/word/2010/wordprocessingInk" xmlns:wne="http://schemas.microsoft.com/office/word/2006/wordml" xmlns:wps="http://schemas.microsoft.com/office/word/2010/wordprocessingShape" mc:Ignorable="w14 w15 w16se w16cid w16 w16cex w16sdtdh w16sdtfl w16du wp14">
   <w:p>
     <w:pPr>
       <w:pStyle w:val="Piedepgina"/>
@@ -886,28 +897,29 @@
 </file>
 
 <file path=word/footer2.xml><?xml version="1.0" encoding="utf-8"?>
-<w:ftr xmlns:wpc="http://schemas.microsoft.com/office/word/2010/wordprocessingCanvas" xmlns:cx="http://schemas.microsoft.com/office/drawing/2014/chartex" xmlns:cx1="http://schemas.microsoft.com/office/drawing/2015/9/8/chartex" xmlns:cx2="http://schemas.microsoft.com/office/drawing/2015/10/21/chartex" xmlns:cx3="http://schemas.microsoft.com/office/drawing/2016/5/9/chartex" xmlns:cx4="http://schemas.microsoft.com/office/drawing/2016/5/10/chartex" xmlns:cx5="http://schemas.microsoft.com/office/drawing/2016/5/11/chartex" xmlns:cx6="http://schemas.microsoft.com/office/drawing/2016/5/12/chartex" xmlns:cx7="http://schemas.microsoft.com/office/drawing/2016/5/13/chartex" xmlns:cx8="http://schemas.microsoft.com/office/drawing/2016/5/14/chartex" xmlns:mc="http://schemas.openxmlformats.org/markup-compatibility/2006" xmlns:aink="http://schemas.microsoft.com/office/drawing/2016/ink" xmlns:am3d="http://schemas.microsoft.com/office/drawing/2017/model3d" xmlns:o="urn:schemas-microsoft-com:office:office" xmlns:oel="http://schemas.microsoft.com/office/2019/extlst" xmlns:r="http://schemas.openxmlformats.org/officeDocument/2006/relationships" xmlns:m="http://schemas.openxmlformats.org/officeDocument/2006/math" xmlns:v="urn:schemas-microsoft-com:vml" xmlns:wp14="http://schemas.microsoft.com/office/word/2010/wordprocessingDrawing" xmlns:wp="http://schemas.openxmlformats.org/drawingml/2006/wordprocessingDrawing" xmlns:w10="urn:schemas-microsoft-com:office:word" xmlns:w="http://schemas.openxmlformats.org/wordprocessingml/2006/main" xmlns:w14="http://schemas.microsoft.com/office/word/2010/wordml" xmlns:w15="http://schemas.microsoft.com/office/word/2012/wordml" xmlns:w16cex="http://schemas.microsoft.com/office/word/2018/wordml/cex" xmlns:w16cid="http://schemas.microsoft.com/office/word/2016/wordml/cid" xmlns:w16="http://schemas.microsoft.com/office/word/2018/wordml" xmlns:w16du="http://schemas.microsoft.com/office/word/2023/wordml/word16du" xmlns:w16sdtdh="http://schemas.microsoft.com/office/word/2020/wordml/sdtdatahash" xmlns:w16sdtfl="http://schemas.microsoft.com/office/word/2024/wordml/sdtformatlock" xmlns:w16se="http://schemas.microsoft.com/office/word/2015/wordml/symex" xmlns:wpg="http://schemas.microsoft.com/office/word/2010/wordprocessingGroup" xmlns:wpi="http://schemas.microsoft.com/office/word/2010/wordprocessingInk" xmlns:wne="http://schemas.microsoft.com/office/word/2006/wordml" xmlns:wps="http://schemas.microsoft.com/office/word/2010/wordprocessingShape" mc:Ignorable="w14 w15 w16se w16cid w16 w16cex w16sdtdh w16sdtfl w16du wp14">
+<w:ftr xmlns:wpc="http://schemas.microsoft.com/office/word/2010/wordprocessingCanvas" xmlns:cx="http://schemas.microsoft.com/office/drawing/2014/chartex" xmlns:cx1="http://schemas.microsoft.com/office/drawing/2015/9/8/chartex" xmlns:cx2="http://schemas.microsoft.com/office/drawing/2015/10/21/chartex" xmlns:cx3="http://schemas.microsoft.com/office/drawing/2016/5/9/chartex" xmlns:cx4="http://schemas.microsoft.com/office/drawing/2016/5/10/chartex" xmlns:cx5="http://schemas.microsoft.com/office/drawing/2016/5/11/chartex" xmlns:cx6="http://schemas.microsoft.com/office/drawing/2016/5/12/chartex" xmlns:cx7="http://schemas.microsoft.com/office/drawing/2016/5/13/chartex" xmlns:cx8="http://schemas.microsoft.com/office/drawing/2016/5/14/chartex" xmlns:mc="http://schemas.openxmlformats.org/markup-compatibility/2006" xmlns:aink="http://schemas.microsoft.com/office/drawing/2016/ink" xmlns:am3d="http://schemas.microsoft.com/office/drawing/2017/model3d" xmlns:o="urn:schemas-microsoft-com:office:office" xmlns:oel="http://schemas.microsoft.com/office/2019/extlst" xmlns:r="http://schemas.openxmlformats.org/officeDocument/2006/relationships" xmlns:m="http://schemas.openxmlformats.org/officeDocument/2006/math" xmlns:v="urn:schemas-microsoft-com:vml" xmlns:wp14="http://schemas.microsoft.com/office/word/2010/wordprocessingDrawing" xmlns:wp="http://schemas.openxmlformats.org/drawingml/2006/wordprocessingDrawing" xmlns:w10="urn:schemas-microsoft-com:office:word" xmlns:w="http://schemas.openxmlformats.org/wordprocessingml/2006/main" xmlns:w14="http://schemas.microsoft.com/office/word/2010/wordml" xmlns:w15="http://schemas.microsoft.com/office/word/2012/wordml" xmlns:w16cei="http://schemas.microsoft.com/office/word/2026/wordml/cei" xmlns:w16cex="http://schemas.microsoft.com/office/word/2018/wordml/cex" xmlns:w16cid="http://schemas.microsoft.com/office/word/2016/wordml/cid" xmlns:w16="http://schemas.microsoft.com/office/word/2018/wordml" xmlns:w16du="http://schemas.microsoft.com/office/word/2023/wordml/word16du" xmlns:w16sdtdh="http://schemas.microsoft.com/office/word/2020/wordml/sdtdatahash" xmlns:w16sdtfl="http://schemas.microsoft.com/office/word/2024/wordml/sdtformatlock" xmlns:w16se="http://schemas.microsoft.com/office/word/2015/wordml/symex" xmlns:wpg="http://schemas.microsoft.com/office/word/2010/wordprocessingGroup" xmlns:wpi="http://schemas.microsoft.com/office/word/2010/wordprocessingInk" xmlns:wne="http://schemas.microsoft.com/office/word/2006/wordml" xmlns:wps="http://schemas.microsoft.com/office/word/2010/wordprocessingShape" mc:Ignorable="w14 w15 w16se w16cid w16 w16cex w16sdtdh w16sdtfl w16du wp14">
   <w:p>
     <w:pPr>
       <w:pStyle w:val="Piedepgina"/>
     </w:pPr>
     <w:r>
       <w:rPr>
+        <w:rFonts w:ascii="Arial" w:hAnsi="Arial" w:cs="Arial"/>
         <w:noProof/>
       </w:rPr>
       <mc:AlternateContent>
         <mc:Choice Requires="wpg">
           <w:drawing>
-            <wp:anchor distT="0" distB="0" distL="114300" distR="114300" simplePos="0" relativeHeight="251684864" behindDoc="0" locked="0" layoutInCell="1" allowOverlap="1" wp14:anchorId="6F74866F" wp14:editId="6A1E6CD6">
+            <wp:anchor distT="0" distB="0" distL="114300" distR="114300" simplePos="0" relativeHeight="251674624" behindDoc="0" locked="0" layoutInCell="1" allowOverlap="1" wp14:anchorId="2F37D30C" wp14:editId="1BC90378">
               <wp:simplePos x="0" y="0"/>
               <wp:positionH relativeFrom="margin">
-                <wp:posOffset>460293</wp:posOffset>
+                <wp:posOffset>266228</wp:posOffset>
               </wp:positionH>
               <wp:positionV relativeFrom="paragraph">
-                <wp:posOffset>-200660</wp:posOffset>
+                <wp:posOffset>-130810</wp:posOffset>
               </wp:positionV>
-              <wp:extent cx="4611119" cy="755069"/>
-              <wp:effectExtent l="0" t="0" r="18415" b="26035"/>
+              <wp:extent cx="6508668" cy="751437"/>
+              <wp:effectExtent l="0" t="0" r="26035" b="0"/>
               <wp:wrapNone/>
               <wp:docPr id="613892707" name="Grupo 6"/>
               <wp:cNvGraphicFramePr/>
@@ -918,9 +930,9 @@
                     <wpg:grpSpPr>
                       <a:xfrm>
                         <a:off x="0" y="0"/>
-                        <a:ext cx="4611119" cy="755069"/>
-                        <a:chOff x="1319808" y="-16842"/>
-                        <a:chExt cx="4923932" cy="755069"/>
+                        <a:ext cx="6508668" cy="751437"/>
+                        <a:chOff x="1319808" y="-12509"/>
+                        <a:chExt cx="4919851" cy="719311"/>
                       </a:xfrm>
                     </wpg:grpSpPr>
                     <pic:pic xmlns:pic="http://schemas.openxmlformats.org/drawingml/2006/picture">
@@ -945,7 +957,7 @@
                       </pic:blipFill>
                       <pic:spPr bwMode="auto">
                         <a:xfrm>
-                          <a:off x="1319808" y="39934"/>
+                          <a:off x="1319808" y="39902"/>
                           <a:ext cx="1331047" cy="666900"/>
                         </a:xfrm>
                         <a:prstGeom prst="rect">
@@ -967,10 +979,10 @@
                       <wpg:cNvGrpSpPr/>
                       <wpg:grpSpPr>
                         <a:xfrm>
-                          <a:off x="2659685" y="-16842"/>
-                          <a:ext cx="3584055" cy="755069"/>
-                          <a:chOff x="1700018" y="-16842"/>
-                          <a:chExt cx="3584055" cy="755069"/>
+                          <a:off x="2671960" y="-12509"/>
+                          <a:ext cx="3567699" cy="700781"/>
+                          <a:chOff x="1712293" y="-12509"/>
+                          <a:chExt cx="3567699" cy="700781"/>
                         </a:xfrm>
                       </wpg:grpSpPr>
                       <wpg:grpSp>
@@ -978,10 +990,10 @@
                         <wpg:cNvGrpSpPr/>
                         <wpg:grpSpPr>
                           <a:xfrm>
-                            <a:off x="1700018" y="-16842"/>
-                            <a:ext cx="3584055" cy="755069"/>
-                            <a:chOff x="1566465" y="-16849"/>
-                            <a:chExt cx="3302495" cy="755387"/>
+                            <a:off x="1713245" y="-12509"/>
+                            <a:ext cx="3566747" cy="700781"/>
+                            <a:chOff x="1578651" y="-12514"/>
+                            <a:chExt cx="3286549" cy="701075"/>
                           </a:xfrm>
                         </wpg:grpSpPr>
                         <wpg:grpSp>
@@ -989,10 +1001,10 @@
                           <wpg:cNvGrpSpPr/>
                           <wpg:grpSpPr>
                             <a:xfrm>
-                              <a:off x="1566465" y="78005"/>
-                              <a:ext cx="1054117" cy="660533"/>
-                              <a:chOff x="1498611" y="70859"/>
-                              <a:chExt cx="1008457" cy="573134"/>
+                              <a:off x="1578651" y="116553"/>
+                              <a:ext cx="1555679" cy="572008"/>
+                              <a:chOff x="1510270" y="104306"/>
+                              <a:chExt cx="1488294" cy="496325"/>
                             </a:xfrm>
                           </wpg:grpSpPr>
                           <wps:wsp>
@@ -1002,8 +1014,8 @@
                             </wps:cNvSpPr>
                             <wps:spPr bwMode="auto">
                               <a:xfrm>
-                                <a:off x="1498611" y="70859"/>
-                                <a:ext cx="1008457" cy="573134"/>
+                                <a:off x="1510270" y="174059"/>
+                                <a:ext cx="1453318" cy="426572"/>
                               </a:xfrm>
                               <a:prstGeom prst="rect">
                                 <a:avLst/>
@@ -1025,56 +1037,64 @@
                                 <w:p>
                                   <w:pPr>
                                     <w:pStyle w:val="Sinespaciado"/>
-                                  </w:pPr>
-                                  <w:r>
-                                    <w:pict w14:anchorId="6F850E0E">
-                                      <v:shapetype id="_x0000_t75" coordsize="21600,21600" o:spt="75" o:preferrelative="t" path="m@4@5l@4@11@9@11@9@5xe" filled="f" stroked="f">
-                                        <v:stroke joinstyle="miter"/>
-                                        <v:formulas>
-                                          <v:f eqn="if lineDrawn pixelLineWidth 0"/>
-                                          <v:f eqn="sum @0 1 0"/>
-                                          <v:f eqn="sum 0 0 @1"/>
-                                          <v:f eqn="prod @2 1 2"/>
-                                          <v:f eqn="prod @3 21600 pixelWidth"/>
-                                          <v:f eqn="prod @3 21600 pixelHeight"/>
-                                          <v:f eqn="sum @0 0 1"/>
-                                          <v:f eqn="prod @6 1 2"/>
-                                          <v:f eqn="prod @7 21600 pixelWidth"/>
-                                          <v:f eqn="sum @8 21600 0"/>
-                                          <v:f eqn="prod @7 21600 pixelHeight"/>
-                                          <v:f eqn="sum @10 21600 0"/>
-                                        </v:formulas>
-                                        <v:path o:extrusionok="f" gradientshapeok="t" o:connecttype="rect"/>
-                                        <o:lock v:ext="edit" aspectratio="t"/>
-                                      </v:shapetype>
-                                      <v:shape id="Gráfico 3" o:spid="_x0000_i1029" type="#_x0000_t75" alt="Auricular con relleno sólido" style="width:10.65pt;height:9.4pt;visibility:visible" o:gfxdata="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">
-                                        <v:imagedata r:id="rId2" o:title="" cropbottom="-1024f" cropright="-311f"/>
-                                      </v:shape>
-                                    </w:pict>
-                                  </w:r>
-                                  <w:r>
-                                    <w:t xml:space="preserve"> 905 462 </w:t>
-                                  </w:r>
-                                  <w:r>
-                                    <w:t>6</w:t>
-                                  </w:r>
-                                  <w:r>
-                                    <w:t xml:space="preserve">70  </w:t>
-                                  </w:r>
-                                  <w:r>
-                                    <w:t xml:space="preserve">     </w:t>
-                                  </w:r>
-                                </w:p>
-                                <w:p>
-                                  <w:pPr>
-                                    <w:pStyle w:val="Sinespaciado"/>
+                                    <w:rPr>
+                                      <w:rFonts w:ascii="Arial" w:hAnsi="Arial" w:cs="Arial"/>
+                                    </w:rPr>
                                   </w:pPr>
                                   <w:r>
                                     <w:rPr>
+                                      <w:rFonts w:ascii="Arial" w:hAnsi="Arial" w:cs="Arial"/>
                                       <w:noProof/>
                                     </w:rPr>
                                     <w:drawing>
-                                      <wp:inline distT="0" distB="0" distL="0" distR="0" wp14:anchorId="7AE2768C" wp14:editId="5CEAC9A0">
+                                      <wp:inline distT="0" distB="0" distL="0" distR="0" wp14:anchorId="072DD567" wp14:editId="0941D282">
+                                        <wp:extent cx="135890" cy="117475"/>
+                                        <wp:effectExtent l="0" t="0" r="0" b="0"/>
+                                        <wp:docPr id="670780979" name="Imagen 7" descr="Auricular con relleno sólido"/>
+                                        <wp:cNvGraphicFramePr>
+                                          <a:graphicFrameLocks xmlns:a="http://schemas.openxmlformats.org/drawingml/2006/main" noChangeAspect="1"/>
+                                        </wp:cNvGraphicFramePr>
+                                        <a:graphic xmlns:a="http://schemas.openxmlformats.org/drawingml/2006/main">
+                                          <a:graphicData uri="http://schemas.openxmlformats.org/drawingml/2006/picture">
+                                            <pic:pic xmlns:pic="http://schemas.openxmlformats.org/drawingml/2006/picture">
+                                              <pic:nvPicPr>
+                                                <pic:cNvPr id="192543451" name="Gráfico 192543451" descr="Auricular con relleno sólido"/>
+                                                <pic:cNvPicPr/>
+                                              </pic:nvPicPr>
+                                              <pic:blipFill>
+                                                <a:blip r:embed="rId2"/>
+                                                <a:stretch>
+                                                  <a:fillRect/>
+                                                </a:stretch>
+                                              </pic:blipFill>
+                                              <pic:spPr>
+                                                <a:xfrm>
+                                                  <a:off x="0" y="0"/>
+                                                  <a:ext cx="135890" cy="117475"/>
+                                                </a:xfrm>
+                                                <a:prstGeom prst="rect">
+                                                  <a:avLst/>
+                                                </a:prstGeom>
+                                              </pic:spPr>
+                                            </pic:pic>
+                                          </a:graphicData>
+                                        </a:graphic>
+                                      </wp:inline>
+                                    </w:drawing>
+                                  </w:r>
+                                  <w:r>
+                                    <w:rPr>
+                                      <w:rFonts w:ascii="Arial" w:hAnsi="Arial" w:cs="Arial"/>
+                                    </w:rPr>
+                                    <w:t xml:space="preserve"> 905 462 670  </w:t>
+                                  </w:r>
+                                  <w:r>
+                                    <w:rPr>
+                                      <w:rFonts w:ascii="Arial" w:hAnsi="Arial" w:cs="Arial"/>
+                                      <w:noProof/>
+                                    </w:rPr>
+                                    <w:drawing>
+                                      <wp:inline distT="0" distB="0" distL="0" distR="0" wp14:anchorId="2778E216" wp14:editId="63862AB3">
                                         <wp:extent cx="135236" cy="123825"/>
                                         <wp:effectExtent l="0" t="0" r="0" b="0"/>
                                         <wp:docPr id="489322327" name="Gráfico 3" descr="Auricular con relleno sólido"/>
@@ -1089,10 +1109,10 @@
                                                 <pic:cNvPicPr/>
                                               </pic:nvPicPr>
                                               <pic:blipFill>
-                                                <a:blip r:embed="rId3">
+                                                <a:blip r:embed="rId2">
                                                   <a:extLst>
                                                     <a:ext uri="{96DAC541-7B7A-43D3-8B79-37D633B846F1}">
-                                                      <asvg:svgBlip xmlns:asvg="http://schemas.microsoft.com/office/drawing/2016/SVG/main" r:embed="rId4"/>
+                                                      <asvg:svgBlip xmlns:asvg="http://schemas.microsoft.com/office/drawing/2016/SVG/main" r:embed="rId3"/>
                                                     </a:ext>
                                                   </a:extLst>
                                                 </a:blip>
@@ -1116,31 +1136,32 @@
                                     </w:drawing>
                                   </w:r>
                                   <w:r>
-                                    <w:t xml:space="preserve"> </w:t>
-                                  </w:r>
-                                  <w:r>
-                                    <w:t>957 210 673</w:t>
-                                  </w:r>
-                                  <w:r>
-                                    <w:t xml:space="preserve">       </w:t>
-                                  </w:r>
-                                  <w:r>
-                                    <w:t xml:space="preserve">       </w:t>
-                                  </w:r>
-                                  <w:r>
-                                    <w:t xml:space="preserve">   </w:t>
+                                    <w:rPr>
+                                      <w:rFonts w:ascii="Arial" w:hAnsi="Arial" w:cs="Arial"/>
+                                    </w:rPr>
+                                    <w:t xml:space="preserve"> 957 210 673                 </w:t>
                                   </w:r>
                                 </w:p>
                                 <w:p>
                                   <w:pPr>
                                     <w:pStyle w:val="Sinespaciado"/>
+                                    <w:rPr>
+                                      <w:rFonts w:ascii="Arial" w:hAnsi="Arial" w:cs="Arial"/>
+                                    </w:rPr>
                                   </w:pPr>
                                   <w:r>
                                     <w:rPr>
+                                      <w:rFonts w:ascii="Arial" w:hAnsi="Arial" w:cs="Arial"/>
+                                    </w:rPr>
+                                    <w:t xml:space="preserve">                 </w:t>
+                                  </w:r>
+                                  <w:r>
+                                    <w:rPr>
+                                      <w:rFonts w:ascii="Arial" w:hAnsi="Arial" w:cs="Arial"/>
                                       <w:noProof/>
                                     </w:rPr>
                                     <w:drawing>
-                                      <wp:inline distT="0" distB="0" distL="0" distR="0" wp14:anchorId="3645E734" wp14:editId="32C374D5">
+                                      <wp:inline distT="0" distB="0" distL="0" distR="0" wp14:anchorId="2D210486" wp14:editId="66B746F1">
                                         <wp:extent cx="135236" cy="123825"/>
                                         <wp:effectExtent l="0" t="0" r="0" b="0"/>
                                         <wp:docPr id="58004095" name="Gráfico 3" descr="Auricular con relleno sólido"/>
@@ -1155,10 +1176,10 @@
                                                 <pic:cNvPicPr/>
                                               </pic:nvPicPr>
                                               <pic:blipFill>
-                                                <a:blip r:embed="rId3">
+                                                <a:blip r:embed="rId2">
                                                   <a:extLst>
                                                     <a:ext uri="{96DAC541-7B7A-43D3-8B79-37D633B846F1}">
-                                                      <asvg:svgBlip xmlns:asvg="http://schemas.microsoft.com/office/drawing/2016/SVG/main" r:embed="rId4"/>
+                                                      <asvg:svgBlip xmlns:asvg="http://schemas.microsoft.com/office/drawing/2016/SVG/main" r:embed="rId3"/>
                                                     </a:ext>
                                                   </a:extLst>
                                                 </a:blip>
@@ -1182,22 +1203,10 @@
                                     </w:drawing>
                                   </w:r>
                                   <w:r>
-                                    <w:t xml:space="preserve"> </w:t>
-                                  </w:r>
-                                  <w:r>
-                                    <w:t>908 898 440</w:t>
-                                  </w:r>
-                                  <w:r>
-                                    <w:t xml:space="preserve">       </w:t>
-                                  </w:r>
-                                  <w:r>
-                                    <w:t xml:space="preserve">     </w:t>
-                                  </w:r>
-                                  <w:r>
-                                    <w:t xml:space="preserve"> </w:t>
-                                  </w:r>
-                                  <w:r>
-                                    <w:t xml:space="preserve">  </w:t>
+                                    <w:rPr>
+                                      <w:rFonts w:ascii="Arial" w:hAnsi="Arial" w:cs="Arial"/>
+                                    </w:rPr>
+                                    <w:t xml:space="preserve"> 908 898 440               </w:t>
                                   </w:r>
                                 </w:p>
                                 <w:p>
@@ -1230,7 +1239,7 @@
                             <wps:cNvCnPr/>
                             <wps:spPr>
                               <a:xfrm>
-                                <a:off x="2445145" y="100262"/>
+                                <a:off x="2998564" y="104306"/>
                                 <a:ext cx="0" cy="456118"/>
                               </a:xfrm>
                               <a:prstGeom prst="line">
@@ -1266,8 +1275,8 @@
                           </wps:cNvSpPr>
                           <wps:spPr bwMode="auto">
                             <a:xfrm>
-                              <a:off x="2581472" y="-16849"/>
-                              <a:ext cx="2287488" cy="658770"/>
+                              <a:off x="3137940" y="-12514"/>
+                              <a:ext cx="1727260" cy="658770"/>
                             </a:xfrm>
                             <a:prstGeom prst="rect">
                               <a:avLst/>
@@ -1289,20 +1298,27 @@
                               <w:p>
                                 <w:pPr>
                                   <w:pStyle w:val="Sinespaciado"/>
+                                  <w:rPr>
+                                    <w:rFonts w:ascii="Arial" w:hAnsi="Arial" w:cs="Arial"/>
+                                  </w:rPr>
                                 </w:pPr>
                                 <w:r>
+                                  <w:rPr>
+                                    <w:rFonts w:ascii="Arial" w:hAnsi="Arial" w:cs="Arial"/>
+                                  </w:rPr>
                                   <w:t xml:space="preserve">Ecolimp  </w:t>
                                 </w:r>
                                 <w:r>
                                   <w:rPr>
+                                    <w:rFonts w:ascii="Arial" w:hAnsi="Arial" w:cs="Arial"/>
                                     <w:noProof/>
                                   </w:rPr>
                                   <w:drawing>
-                                    <wp:inline distT="0" distB="0" distL="0" distR="0" wp14:anchorId="6ADA2D59" wp14:editId="4F0AAF9C">
+                                    <wp:inline distT="0" distB="0" distL="0" distR="0" wp14:anchorId="0759B99E" wp14:editId="18329C78">
                                       <wp:extent cx="137160" cy="137160"/>
                                       <wp:effectExtent l="0" t="0" r="0" b="0"/>
                                       <wp:docPr id="297324956" name="Imagen 9" descr="Tiktok logo - Icono gratis PNG, SVG">
-                                        <a:hlinkClick xmlns:a="http://schemas.openxmlformats.org/drawingml/2006/main" r:id="rId5"/>
+                                        <a:hlinkClick xmlns:a="http://schemas.openxmlformats.org/drawingml/2006/main" r:id="rId4"/>
                                       </wp:docPr>
                                       <wp:cNvGraphicFramePr>
                                         <a:graphicFrameLocks xmlns:a="http://schemas.openxmlformats.org/drawingml/2006/main" noChangeAspect="1"/>
@@ -1317,7 +1333,7 @@
                                               </pic:cNvPicPr>
                                             </pic:nvPicPr>
                                             <pic:blipFill>
-                                              <a:blip r:embed="rId6">
+                                              <a:blip r:embed="rId5">
                                                 <a:extLst>
                                                   <a:ext uri="{28A0092B-C50C-407E-A947-70E740481C1C}">
                                                     <a14:useLocalDpi xmlns:a14="http://schemas.microsoft.com/office/drawing/2010/main" val="0"/>
@@ -1349,21 +1365,25 @@
                                   </w:drawing>
                                 </w:r>
                                 <w:r>
+                                  <w:rPr>
+                                    <w:rFonts w:ascii="Arial" w:hAnsi="Arial" w:cs="Arial"/>
+                                  </w:rPr>
                                   <w:t xml:space="preserve"> </w:t>
                                 </w:r>
                                 <w:r>
                                   <w:rPr>
                                     <w:rStyle w:val="Hipervnculo"/>
+                                    <w:rFonts w:ascii="Arial" w:hAnsi="Arial" w:cs="Arial"/>
                                     <w:noProof/>
                                     <w:color w:val="000000"/>
                                     <w:u w:val="none"/>
                                   </w:rPr>
                                   <w:drawing>
-                                    <wp:inline distT="0" distB="0" distL="0" distR="0" wp14:anchorId="67FFCC4F" wp14:editId="5B4DEE54">
+                                    <wp:inline distT="0" distB="0" distL="0" distR="0" wp14:anchorId="68A978AA" wp14:editId="48870021">
                                       <wp:extent cx="172169" cy="187960"/>
                                       <wp:effectExtent l="0" t="0" r="0" b="2540"/>
                                       <wp:docPr id="274922293" name="Imagen 4" descr="Iconos De Facebook PNG para descargar gratis">
-                                        <a:hlinkClick xmlns:a="http://schemas.openxmlformats.org/drawingml/2006/main" r:id="rId7"/>
+                                        <a:hlinkClick xmlns:a="http://schemas.openxmlformats.org/drawingml/2006/main" r:id="rId6"/>
                                       </wp:docPr>
                                       <wp:cNvGraphicFramePr>
                                         <a:graphicFrameLocks xmlns:a="http://schemas.openxmlformats.org/drawingml/2006/main" noChangeAspect="1"/>
@@ -1373,14 +1393,14 @@
                                           <pic:pic xmlns:pic="http://schemas.openxmlformats.org/drawingml/2006/picture">
                                             <pic:nvPicPr>
                                               <pic:cNvPr id="405001739" name="Imagen 4" descr="Iconos De Facebook PNG para descargar gratis">
-                                                <a:hlinkClick r:id="rId7"/>
+                                                <a:hlinkClick r:id="rId6"/>
                                               </pic:cNvPr>
                                               <pic:cNvPicPr>
                                                 <a:picLocks noChangeAspect="1" noChangeArrowheads="1"/>
                                               </pic:cNvPicPr>
                                             </pic:nvPicPr>
                                             <pic:blipFill rotWithShape="1">
-                                              <a:blip r:embed="rId8">
+                                              <a:blip r:embed="rId7">
                                                 <a:extLst>
                                                   <a:ext uri="{28A0092B-C50C-407E-A947-70E740481C1C}">
                                                     <a14:useLocalDpi xmlns:a14="http://schemas.microsoft.com/office/drawing/2010/main" val="0"/>
@@ -1417,51 +1437,56 @@
                                   </w:drawing>
                                 </w:r>
                                 <w:r>
-                                  <w:t xml:space="preserve">                   </w:t>
-                                </w:r>
-                                <w:r>
-                                  <w:t xml:space="preserve">             </w:t>
+                                  <w:rPr>
+                                    <w:rFonts w:ascii="Arial" w:hAnsi="Arial" w:cs="Arial"/>
+                                  </w:rPr>
+                                  <w:t xml:space="preserve">                                </w:t>
                                 </w:r>
                               </w:p>
                               <w:p>
                                 <w:pPr>
                                   <w:pStyle w:val="Sinespaciado"/>
+                                  <w:rPr>
+                                    <w:rFonts w:ascii="Arial" w:hAnsi="Arial" w:cs="Arial"/>
+                                  </w:rPr>
                                 </w:pPr>
-                                <w:hyperlink r:id="rId9" w:history="1">
+                                <w:hyperlink r:id="rId8" w:history="1">
                                   <w:r>
                                     <w:rPr>
                                       <w:rStyle w:val="Hipervnculo"/>
+                                      <w:rFonts w:ascii="Arial" w:hAnsi="Arial" w:cs="Arial"/>
                                     </w:rPr>
                                     <w:t>ecolimp.comprasperu@outlook.com</w:t>
                                   </w:r>
                                 </w:hyperlink>
                                 <w:r>
+                                  <w:rPr>
+                                    <w:rFonts w:ascii="Arial" w:hAnsi="Arial" w:cs="Arial"/>
+                                  </w:rPr>
                                   <w:t xml:space="preserve"> </w:t>
                                 </w:r>
                               </w:p>
                               <w:p>
                                 <w:pPr>
                                   <w:pStyle w:val="Sinespaciado"/>
+                                  <w:rPr>
+                                    <w:rFonts w:ascii="Arial" w:hAnsi="Arial" w:cs="Arial"/>
+                                  </w:rPr>
                                 </w:pPr>
-                                <w:hyperlink r:id="rId10" w:history="1">
+                                <w:hyperlink r:id="rId9" w:history="1">
                                   <w:r>
                                     <w:rPr>
                                       <w:rStyle w:val="Hipervnculo"/>
+                                      <w:rFonts w:ascii="Arial" w:hAnsi="Arial" w:cs="Arial"/>
                                     </w:rPr>
                                     <w:t>www.ecolimp.gruecolimp.com</w:t>
                                   </w:r>
                                 </w:hyperlink>
                                 <w:r>
-                                  <w:t xml:space="preserve">     </w:t>
-                                </w:r>
-                                <w:r>
-                                  <w:t xml:space="preserve"> </w:t>
-                                </w:r>
-                                <w:r>
-                                  <w:t xml:space="preserve">  </w:t>
-                                </w:r>
-                                <w:r>
-                                  <w:t xml:space="preserve">   </w:t>
+                                  <w:rPr>
+                                    <w:rFonts w:ascii="Arial" w:hAnsi="Arial" w:cs="Arial"/>
+                                  </w:rPr>
+                                  <w:t xml:space="preserve">           </w:t>
                                 </w:r>
                               </w:p>
                               <w:p>
@@ -1538,54 +1563,100 @@
         </mc:Choice>
         <mc:Fallback>
           <w:pict>
-            <v:group w14:anchorId="6F74866F" id="Grupo 6" o:spid="_x0000_s1031" style="position:absolute;margin-left:36.25pt;margin-top:-15.8pt;width:363.1pt;height:59.45pt;z-index:251684864;mso-position-horizontal-relative:margin;mso-width-relative:margin;mso-height-relative:margin" coordorigin="13198,-168" coordsize="49239,7550" o:gfxdata="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">
+            <v:group w14:anchorId="2F37D30C" id="Grupo 6" o:spid="_x0000_s1031" style="position:absolute;margin-left:20.95pt;margin-top:-10.3pt;width:512.5pt;height:59.15pt;z-index:251674624;mso-position-horizontal-relative:margin;mso-width-relative:margin;mso-height-relative:margin" coordorigin="13198,-125" coordsize="49198,7193" o:gfxdata="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">
+              <v:shapetype id="_x0000_t75" coordsize="21600,21600" o:spt="75" o:preferrelative="t" path="m@4@5l@4@11@9@11@9@5xe" filled="f" stroked="f">
+                <v:stroke joinstyle="miter"/>
+                <v:formulas>
+                  <v:f eqn="if lineDrawn pixelLineWidth 0"/>
+                  <v:f eqn="sum @0 1 0"/>
+                  <v:f eqn="sum 0 0 @1"/>
+                  <v:f eqn="prod @2 1 2"/>
+                  <v:f eqn="prod @3 21600 pixelWidth"/>
+                  <v:f eqn="prod @3 21600 pixelHeight"/>
+                  <v:f eqn="sum @0 0 1"/>
+                  <v:f eqn="prod @6 1 2"/>
+                  <v:f eqn="prod @7 21600 pixelWidth"/>
+                  <v:f eqn="sum @8 21600 0"/>
+                  <v:f eqn="prod @7 21600 pixelHeight"/>
+                  <v:f eqn="sum @10 21600 0"/>
+                </v:formulas>
+                <v:path o:extrusionok="f" gradientshapeok="t" o:connecttype="rect"/>
+                <o:lock v:ext="edit" aspectratio="t"/>
+              </v:shapetype>
               <v:shape id="Imagen 7" o:spid="_x0000_s1032" type="#_x0000_t75" style="position:absolute;left:13198;top:399;width:13310;height:6669;visibility:visible;mso-wrap-style:square" o:gfxdata="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">
-                <v:imagedata r:id="rId11" o:title="" croptop="16955f" cropbottom="21659f" cropleft="9930f" cropright="8789f"/>
+                <v:imagedata r:id="rId10" o:title="" croptop="16955f" cropbottom="21659f" cropleft="9930f" cropright="8789f"/>
               </v:shape>
-              <v:group id="Grupo 7" o:spid="_x0000_s1033" style="position:absolute;left:26596;top:-168;width:35841;height:7550" coordorigin="17000,-168" coordsize="35840,7550" o:gfxdata="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">
-                <v:group id="_x0000_s1034" style="position:absolute;left:17000;top:-168;width:35840;height:7550" coordorigin="15664,-168" coordsize="33024,7553" o:gfxdata="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">
-                  <v:group id="Grupo 10" o:spid="_x0000_s1035" style="position:absolute;left:15664;top:780;width:10541;height:6605" coordorigin="14986,708" coordsize="10084,5731" o:gfxdata="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">
+              <v:group id="Grupo 7" o:spid="_x0000_s1033" style="position:absolute;left:26719;top:-125;width:35677;height:7007" coordorigin="17122,-125" coordsize="35676,7007" o:gfxdata="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">
+                <v:group id="_x0000_s1034" style="position:absolute;left:17132;top:-125;width:35667;height:7007" coordorigin="15786,-125" coordsize="32865,7010" o:gfxdata="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">
+                  <v:group id="Grupo 10" o:spid="_x0000_s1035" style="position:absolute;left:15786;top:1165;width:15557;height:5720" coordorigin="15102,1043" coordsize="14882,4963" o:gfxdata="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">
                     <v:shapetype id="_x0000_t202" coordsize="21600,21600" o:spt="202" path="m,l,21600r21600,l21600,xe">
                       <v:stroke joinstyle="miter"/>
                       <v:path gradientshapeok="t" o:connecttype="rect"/>
                     </v:shapetype>
-                    <v:shape id="Cuadro de texto 2" o:spid="_x0000_s1036" type="#_x0000_t202" style="position:absolute;left:14986;top:708;width:10084;height:5731;visibility:visible;mso-wrap-style:square;v-text-anchor:top" o:gfxdata="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" strokecolor="white [3212]">
+                    <v:shape id="Cuadro de texto 2" o:spid="_x0000_s1036" type="#_x0000_t202" style="position:absolute;left:15102;top:1740;width:14533;height:4266;visibility:visible;mso-wrap-style:square;v-text-anchor:top" o:gfxdata="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" strokecolor="white [3212]">
                       <v:textbox>
                         <w:txbxContent>
                           <w:p>
                             <w:pPr>
                               <w:pStyle w:val="Sinespaciado"/>
-                            </w:pPr>
-                            <w:r>
-                              <w:pict w14:anchorId="6F850E0E">
-                                <v:shape id="Gráfico 3" o:spid="_x0000_i1029" type="#_x0000_t75" alt="Auricular con relleno sólido" style="width:10.5pt;height:9.4pt;visibility:visible" o:gfxdata="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">
-                                  <v:imagedata r:id="rId12" o:title="" cropbottom="-1024f" cropright="-311f"/>
-                                </v:shape>
-                              </w:pict>
-                            </w:r>
-                            <w:r>
-                              <w:t xml:space="preserve"> 905 462 </w:t>
-                            </w:r>
-                            <w:r>
-                              <w:t>6</w:t>
-                            </w:r>
-                            <w:r>
-                              <w:t xml:space="preserve">70  </w:t>
-                            </w:r>
-                            <w:r>
-                              <w:t xml:space="preserve">     </w:t>
-                            </w:r>
-                          </w:p>
-                          <w:p>
-                            <w:pPr>
-                              <w:pStyle w:val="Sinespaciado"/>
+                              <w:rPr>
+                                <w:rFonts w:ascii="Arial" w:hAnsi="Arial" w:cs="Arial"/>
+                              </w:rPr>
                             </w:pPr>
                             <w:r>
                               <w:rPr>
+                                <w:rFonts w:ascii="Arial" w:hAnsi="Arial" w:cs="Arial"/>
                                 <w:noProof/>
                               </w:rPr>
                               <w:drawing>
-                                <wp:inline distT="0" distB="0" distL="0" distR="0" wp14:anchorId="7AE2768C" wp14:editId="5CEAC9A0">
+                                <wp:inline distT="0" distB="0" distL="0" distR="0" wp14:anchorId="072DD567" wp14:editId="0941D282">
+                                  <wp:extent cx="135890" cy="117475"/>
+                                  <wp:effectExtent l="0" t="0" r="0" b="0"/>
+                                  <wp:docPr id="670780979" name="Imagen 7" descr="Auricular con relleno sólido"/>
+                                  <wp:cNvGraphicFramePr>
+                                    <a:graphicFrameLocks xmlns:a="http://schemas.openxmlformats.org/drawingml/2006/main" noChangeAspect="1"/>
+                                  </wp:cNvGraphicFramePr>
+                                  <a:graphic xmlns:a="http://schemas.openxmlformats.org/drawingml/2006/main">
+                                    <a:graphicData uri="http://schemas.openxmlformats.org/drawingml/2006/picture">
+                                      <pic:pic xmlns:pic="http://schemas.openxmlformats.org/drawingml/2006/picture">
+                                        <pic:nvPicPr>
+                                          <pic:cNvPr id="192543451" name="Gráfico 192543451" descr="Auricular con relleno sólido"/>
+                                          <pic:cNvPicPr/>
+                                        </pic:nvPicPr>
+                                        <pic:blipFill>
+                                          <a:blip r:embed="rId2"/>
+                                          <a:stretch>
+                                            <a:fillRect/>
+                                          </a:stretch>
+                                        </pic:blipFill>
+                                        <pic:spPr>
+                                          <a:xfrm>
+                                            <a:off x="0" y="0"/>
+                                            <a:ext cx="135890" cy="117475"/>
+                                          </a:xfrm>
+                                          <a:prstGeom prst="rect">
+                                            <a:avLst/>
+                                          </a:prstGeom>
+                                        </pic:spPr>
+                                      </pic:pic>
+                                    </a:graphicData>
+                                  </a:graphic>
+                                </wp:inline>
+                              </w:drawing>
+                            </w:r>
+                            <w:r>
+                              <w:rPr>
+                                <w:rFonts w:ascii="Arial" w:hAnsi="Arial" w:cs="Arial"/>
+                              </w:rPr>
+                              <w:t xml:space="preserve"> 905 462 670  </w:t>
+                            </w:r>
+                            <w:r>
+                              <w:rPr>
+                                <w:rFonts w:ascii="Arial" w:hAnsi="Arial" w:cs="Arial"/>
+                                <w:noProof/>
+                              </w:rPr>
+                              <w:drawing>
+                                <wp:inline distT="0" distB="0" distL="0" distR="0" wp14:anchorId="2778E216" wp14:editId="63862AB3">
                                   <wp:extent cx="135236" cy="123825"/>
                                   <wp:effectExtent l="0" t="0" r="0" b="0"/>
                                   <wp:docPr id="489322327" name="Gráfico 3" descr="Auricular con relleno sólido"/>
@@ -1600,10 +1671,10 @@
                                           <pic:cNvPicPr/>
                                         </pic:nvPicPr>
                                         <pic:blipFill>
-                                          <a:blip r:embed="rId13">
+                                          <a:blip r:embed="rId2">
                                             <a:extLst>
                                               <a:ext uri="{96DAC541-7B7A-43D3-8B79-37D633B846F1}">
-                                                <asvg:svgBlip xmlns:asvg="http://schemas.microsoft.com/office/drawing/2016/SVG/main" r:embed="rId14"/>
+                                                <asvg:svgBlip xmlns:asvg="http://schemas.microsoft.com/office/drawing/2016/SVG/main" r:embed="rId3"/>
                                               </a:ext>
                                             </a:extLst>
                                           </a:blip>
@@ -1627,31 +1698,32 @@
                               </w:drawing>
                             </w:r>
                             <w:r>
-                              <w:t xml:space="preserve"> </w:t>
-                            </w:r>
-                            <w:r>
-                              <w:t>957 210 673</w:t>
-                            </w:r>
-                            <w:r>
-                              <w:t xml:space="preserve">       </w:t>
-                            </w:r>
-                            <w:r>
-                              <w:t xml:space="preserve">       </w:t>
-                            </w:r>
-                            <w:r>
-                              <w:t xml:space="preserve">   </w:t>
+                              <w:rPr>
+                                <w:rFonts w:ascii="Arial" w:hAnsi="Arial" w:cs="Arial"/>
+                              </w:rPr>
+                              <w:t xml:space="preserve"> 957 210 673                 </w:t>
                             </w:r>
                           </w:p>
                           <w:p>
                             <w:pPr>
                               <w:pStyle w:val="Sinespaciado"/>
+                              <w:rPr>
+                                <w:rFonts w:ascii="Arial" w:hAnsi="Arial" w:cs="Arial"/>
+                              </w:rPr>
                             </w:pPr>
                             <w:r>
                               <w:rPr>
+                                <w:rFonts w:ascii="Arial" w:hAnsi="Arial" w:cs="Arial"/>
+                              </w:rPr>
+                              <w:t xml:space="preserve">                 </w:t>
+                            </w:r>
+                            <w:r>
+                              <w:rPr>
+                                <w:rFonts w:ascii="Arial" w:hAnsi="Arial" w:cs="Arial"/>
                                 <w:noProof/>
                               </w:rPr>
                               <w:drawing>
-                                <wp:inline distT="0" distB="0" distL="0" distR="0" wp14:anchorId="3645E734" wp14:editId="32C374D5">
+                                <wp:inline distT="0" distB="0" distL="0" distR="0" wp14:anchorId="2D210486" wp14:editId="66B746F1">
                                   <wp:extent cx="135236" cy="123825"/>
                                   <wp:effectExtent l="0" t="0" r="0" b="0"/>
                                   <wp:docPr id="58004095" name="Gráfico 3" descr="Auricular con relleno sólido"/>
@@ -1666,10 +1738,10 @@
                                           <pic:cNvPicPr/>
                                         </pic:nvPicPr>
                                         <pic:blipFill>
-                                          <a:blip r:embed="rId13">
+                                          <a:blip r:embed="rId2">
                                             <a:extLst>
                                               <a:ext uri="{96DAC541-7B7A-43D3-8B79-37D633B846F1}">
-                                                <asvg:svgBlip xmlns:asvg="http://schemas.microsoft.com/office/drawing/2016/SVG/main" r:embed="rId14"/>
+                                                <asvg:svgBlip xmlns:asvg="http://schemas.microsoft.com/office/drawing/2016/SVG/main" r:embed="rId3"/>
                                               </a:ext>
                                             </a:extLst>
                                           </a:blip>
@@ -1693,22 +1765,10 @@
                               </w:drawing>
                             </w:r>
                             <w:r>
-                              <w:t xml:space="preserve"> </w:t>
-                            </w:r>
-                            <w:r>
-                              <w:t>908 898 440</w:t>
-                            </w:r>
-                            <w:r>
-                              <w:t xml:space="preserve">       </w:t>
-                            </w:r>
-                            <w:r>
-                              <w:t xml:space="preserve">     </w:t>
-                            </w:r>
-                            <w:r>
-                              <w:t xml:space="preserve"> </w:t>
-                            </w:r>
-                            <w:r>
-                              <w:t xml:space="preserve">  </w:t>
+                              <w:rPr>
+                                <w:rFonts w:ascii="Arial" w:hAnsi="Arial" w:cs="Arial"/>
+                              </w:rPr>
+                              <w:t xml:space="preserve"> 908 898 440               </w:t>
                             </w:r>
                           </w:p>
                           <w:p>
@@ -1733,30 +1793,37 @@
                         </w:txbxContent>
                       </v:textbox>
                     </v:shape>
-                    <v:line id="Conector recto 1" o:spid="_x0000_s1037" style="position:absolute;visibility:visible;mso-wrap-style:square" from="24451,1002" to="24451,5563" o:connectortype="straight" o:gfxdata="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" strokecolor="black [3213]" strokeweight="1pt">
+                    <v:line id="Conector recto 1" o:spid="_x0000_s1037" style="position:absolute;visibility:visible;mso-wrap-style:square" from="29985,1043" to="29985,5604" o:connectortype="straight" o:gfxdata="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" strokecolor="black [3213]" strokeweight="1pt">
                       <v:stroke joinstyle="miter"/>
                     </v:line>
                   </v:group>
-                  <v:shape id="Cuadro de texto 2" o:spid="_x0000_s1038" type="#_x0000_t202" style="position:absolute;left:25814;top:-168;width:22875;height:6587;visibility:visible;mso-wrap-style:square;v-text-anchor:top" o:gfxdata="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" strokecolor="white [3212]">
+                  <v:shape id="Cuadro de texto 2" o:spid="_x0000_s1038" type="#_x0000_t202" style="position:absolute;left:31379;top:-125;width:17273;height:6587;visibility:visible;mso-wrap-style:square;v-text-anchor:top" o:gfxdata="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" strokecolor="white [3212]">
                     <v:textbox>
                       <w:txbxContent>
                         <w:p>
                           <w:pPr>
                             <w:pStyle w:val="Sinespaciado"/>
+                            <w:rPr>
+                              <w:rFonts w:ascii="Arial" w:hAnsi="Arial" w:cs="Arial"/>
+                            </w:rPr>
                           </w:pPr>
                           <w:r>
+                            <w:rPr>
+                              <w:rFonts w:ascii="Arial" w:hAnsi="Arial" w:cs="Arial"/>
+                            </w:rPr>
                             <w:t xml:space="preserve">Ecolimp  </w:t>
                           </w:r>
                           <w:r>
                             <w:rPr>
+                              <w:rFonts w:ascii="Arial" w:hAnsi="Arial" w:cs="Arial"/>
                               <w:noProof/>
                             </w:rPr>
                             <w:drawing>
-                              <wp:inline distT="0" distB="0" distL="0" distR="0" wp14:anchorId="6ADA2D59" wp14:editId="4F0AAF9C">
+                              <wp:inline distT="0" distB="0" distL="0" distR="0" wp14:anchorId="0759B99E" wp14:editId="18329C78">
                                 <wp:extent cx="137160" cy="137160"/>
                                 <wp:effectExtent l="0" t="0" r="0" b="0"/>
                                 <wp:docPr id="297324956" name="Imagen 9" descr="Tiktok logo - Icono gratis PNG, SVG">
-                                  <a:hlinkClick xmlns:a="http://schemas.openxmlformats.org/drawingml/2006/main" r:id="rId15"/>
+                                  <a:hlinkClick xmlns:a="http://schemas.openxmlformats.org/drawingml/2006/main" r:id="rId4"/>
                                 </wp:docPr>
                                 <wp:cNvGraphicFramePr>
                                   <a:graphicFrameLocks xmlns:a="http://schemas.openxmlformats.org/drawingml/2006/main" noChangeAspect="1"/>
@@ -1771,7 +1838,7 @@
                                         </pic:cNvPicPr>
                                       </pic:nvPicPr>
                                       <pic:blipFill>
-                                        <a:blip r:embed="rId16">
+                                        <a:blip r:embed="rId5">
                                           <a:extLst>
                                             <a:ext uri="{28A0092B-C50C-407E-A947-70E740481C1C}">
                                               <a14:useLocalDpi xmlns:a14="http://schemas.microsoft.com/office/drawing/2010/main" val="0"/>
@@ -1803,21 +1870,25 @@
                             </w:drawing>
                           </w:r>
                           <w:r>
+                            <w:rPr>
+                              <w:rFonts w:ascii="Arial" w:hAnsi="Arial" w:cs="Arial"/>
+                            </w:rPr>
                             <w:t xml:space="preserve"> </w:t>
                           </w:r>
                           <w:r>
                             <w:rPr>
                               <w:rStyle w:val="Hipervnculo"/>
+                              <w:rFonts w:ascii="Arial" w:hAnsi="Arial" w:cs="Arial"/>
                               <w:noProof/>
                               <w:color w:val="000000"/>
                               <w:u w:val="none"/>
                             </w:rPr>
                             <w:drawing>
-                              <wp:inline distT="0" distB="0" distL="0" distR="0" wp14:anchorId="67FFCC4F" wp14:editId="5B4DEE54">
+                              <wp:inline distT="0" distB="0" distL="0" distR="0" wp14:anchorId="68A978AA" wp14:editId="48870021">
                                 <wp:extent cx="172169" cy="187960"/>
                                 <wp:effectExtent l="0" t="0" r="0" b="2540"/>
                                 <wp:docPr id="274922293" name="Imagen 4" descr="Iconos De Facebook PNG para descargar gratis">
-                                  <a:hlinkClick xmlns:a="http://schemas.openxmlformats.org/drawingml/2006/main" r:id="rId17"/>
+                                  <a:hlinkClick xmlns:a="http://schemas.openxmlformats.org/drawingml/2006/main" r:id="rId6"/>
                                 </wp:docPr>
                                 <wp:cNvGraphicFramePr>
                                   <a:graphicFrameLocks xmlns:a="http://schemas.openxmlformats.org/drawingml/2006/main" noChangeAspect="1"/>
@@ -1827,14 +1898,14 @@
                                     <pic:pic xmlns:pic="http://schemas.openxmlformats.org/drawingml/2006/picture">
                                       <pic:nvPicPr>
                                         <pic:cNvPr id="405001739" name="Imagen 4" descr="Iconos De Facebook PNG para descargar gratis">
-                                          <a:hlinkClick r:id="rId17"/>
+                                          <a:hlinkClick r:id="rId6"/>
                                         </pic:cNvPr>
                                         <pic:cNvPicPr>
                                           <a:picLocks noChangeAspect="1" noChangeArrowheads="1"/>
                                         </pic:cNvPicPr>
                                       </pic:nvPicPr>
                                       <pic:blipFill rotWithShape="1">
-                                        <a:blip r:embed="rId18">
+                                        <a:blip r:embed="rId7">
                                           <a:extLst>
                                             <a:ext uri="{28A0092B-C50C-407E-A947-70E740481C1C}">
                                               <a14:useLocalDpi xmlns:a14="http://schemas.microsoft.com/office/drawing/2010/main" val="0"/>
@@ -1871,51 +1942,56 @@
                             </w:drawing>
                           </w:r>
                           <w:r>
-                            <w:t xml:space="preserve">                   </w:t>
-                          </w:r>
-                          <w:r>
-                            <w:t xml:space="preserve">             </w:t>
+                            <w:rPr>
+                              <w:rFonts w:ascii="Arial" w:hAnsi="Arial" w:cs="Arial"/>
+                            </w:rPr>
+                            <w:t xml:space="preserve">                                </w:t>
                           </w:r>
                         </w:p>
                         <w:p>
                           <w:pPr>
                             <w:pStyle w:val="Sinespaciado"/>
+                            <w:rPr>
+                              <w:rFonts w:ascii="Arial" w:hAnsi="Arial" w:cs="Arial"/>
+                            </w:rPr>
                           </w:pPr>
-                          <w:hyperlink r:id="rId19" w:history="1">
+                          <w:hyperlink r:id="rId11" w:history="1">
                             <w:r>
                               <w:rPr>
                                 <w:rStyle w:val="Hipervnculo"/>
+                                <w:rFonts w:ascii="Arial" w:hAnsi="Arial" w:cs="Arial"/>
                               </w:rPr>
                               <w:t>ecolimp.comprasperu@outlook.com</w:t>
                             </w:r>
                           </w:hyperlink>
                           <w:r>
+                            <w:rPr>
+                              <w:rFonts w:ascii="Arial" w:hAnsi="Arial" w:cs="Arial"/>
+                            </w:rPr>
                             <w:t xml:space="preserve"> </w:t>
                           </w:r>
                         </w:p>
                         <w:p>
                           <w:pPr>
                             <w:pStyle w:val="Sinespaciado"/>
+                            <w:rPr>
+                              <w:rFonts w:ascii="Arial" w:hAnsi="Arial" w:cs="Arial"/>
+                            </w:rPr>
                           </w:pPr>
-                          <w:hyperlink r:id="rId20" w:history="1">
+                          <w:hyperlink r:id="rId12" w:history="1">
                             <w:r>
                               <w:rPr>
                                 <w:rStyle w:val="Hipervnculo"/>
+                                <w:rFonts w:ascii="Arial" w:hAnsi="Arial" w:cs="Arial"/>
                               </w:rPr>
                               <w:t>www.ecolimp.gruecolimp.com</w:t>
                             </w:r>
                           </w:hyperlink>
                           <w:r>
-                            <w:t xml:space="preserve">     </w:t>
-                          </w:r>
-                          <w:r>
-                            <w:t xml:space="preserve"> </w:t>
-                          </w:r>
-                          <w:r>
-                            <w:t xml:space="preserve">  </w:t>
-                          </w:r>
-                          <w:r>
-                            <w:t xml:space="preserve">   </w:t>
+                            <w:rPr>
+                              <w:rFonts w:ascii="Arial" w:hAnsi="Arial" w:cs="Arial"/>
+                            </w:rPr>
+                            <w:t xml:space="preserve">           </w:t>
                           </w:r>
                         </w:p>
                         <w:p>
@@ -1956,7 +2032,7 @@
 </file>
 
 <file path=word/footer3.xml><?xml version="1.0" encoding="utf-8"?>
-<w:ftr xmlns:wpc="http://schemas.microsoft.com/office/word/2010/wordprocessingCanvas" xmlns:cx="http://schemas.microsoft.com/office/drawing/2014/chartex" xmlns:cx1="http://schemas.microsoft.com/office/drawing/2015/9/8/chartex" xmlns:cx2="http://schemas.microsoft.com/office/drawing/2015/10/21/chartex" xmlns:cx3="http://schemas.microsoft.com/office/drawing/2016/5/9/chartex" xmlns:cx4="http://schemas.microsoft.com/office/drawing/2016/5/10/chartex" xmlns:cx5="http://schemas.microsoft.com/office/drawing/2016/5/11/chartex" xmlns:cx6="http://schemas.microsoft.com/office/drawing/2016/5/12/chartex" xmlns:cx7="http://schemas.microsoft.com/office/drawing/2016/5/13/chartex" xmlns:cx8="http://schemas.microsoft.com/office/drawing/2016/5/14/chartex" xmlns:mc="http://schemas.openxmlformats.org/markup-compatibility/2006" xmlns:aink="http://schemas.microsoft.com/office/drawing/2016/ink" xmlns:am3d="http://schemas.microsoft.com/office/drawing/2017/model3d" xmlns:o="urn:schemas-microsoft-com:office:office" xmlns:oel="http://schemas.microsoft.com/office/2019/extlst" xmlns:r="http://schemas.openxmlformats.org/officeDocument/2006/relationships" xmlns:m="http://schemas.openxmlformats.org/officeDocument/2006/math" xmlns:v="urn:schemas-microsoft-com:vml" xmlns:wp14="http://schemas.microsoft.com/office/word/2010/wordprocessingDrawing" xmlns:wp="http://schemas.openxmlformats.org/drawingml/2006/wordprocessingDrawing" xmlns:w10="urn:schemas-microsoft-com:office:word" xmlns:w="http://schemas.openxmlformats.org/wordprocessingml/2006/main" xmlns:w14="http://schemas.microsoft.com/office/word/2010/wordml" xmlns:w15="http://schemas.microsoft.com/office/word/2012/wordml" xmlns:w16cex="http://schemas.microsoft.com/office/word/2018/wordml/cex" xmlns:w16cid="http://schemas.microsoft.com/office/word/2016/wordml/cid" xmlns:w16="http://schemas.microsoft.com/office/word/2018/wordml" xmlns:w16du="http://schemas.microsoft.com/office/word/2023/wordml/word16du" xmlns:w16sdtdh="http://schemas.microsoft.com/office/word/2020/wordml/sdtdatahash" xmlns:w16sdtfl="http://schemas.microsoft.com/office/word/2024/wordml/sdtformatlock" xmlns:w16se="http://schemas.microsoft.com/office/word/2015/wordml/symex" xmlns:wpg="http://schemas.microsoft.com/office/word/2010/wordprocessingGroup" xmlns:wpi="http://schemas.microsoft.com/office/word/2010/wordprocessingInk" xmlns:wne="http://schemas.microsoft.com/office/word/2006/wordml" xmlns:wps="http://schemas.microsoft.com/office/word/2010/wordprocessingShape" mc:Ignorable="w14 w15 w16se w16cid w16 w16cex w16sdtdh w16sdtfl w16du wp14">
+<w:ftr xmlns:wpc="http://schemas.microsoft.com/office/word/2010/wordprocessingCanvas" xmlns:cx="http://schemas.microsoft.com/office/drawing/2014/chartex" xmlns:cx1="http://schemas.microsoft.com/office/drawing/2015/9/8/chartex" xmlns:cx2="http://schemas.microsoft.com/office/drawing/2015/10/21/chartex" xmlns:cx3="http://schemas.microsoft.com/office/drawing/2016/5/9/chartex" xmlns:cx4="http://schemas.microsoft.com/office/drawing/2016/5/10/chartex" xmlns:cx5="http://schemas.microsoft.com/office/drawing/2016/5/11/chartex" xmlns:cx6="http://schemas.microsoft.com/office/drawing/2016/5/12/chartex" xmlns:cx7="http://schemas.microsoft.com/office/drawing/2016/5/13/chartex" xmlns:cx8="http://schemas.microsoft.com/office/drawing/2016/5/14/chartex" xmlns:mc="http://schemas.openxmlformats.org/markup-compatibility/2006" xmlns:aink="http://schemas.microsoft.com/office/drawing/2016/ink" xmlns:am3d="http://schemas.microsoft.com/office/drawing/2017/model3d" xmlns:o="urn:schemas-microsoft-com:office:office" xmlns:oel="http://schemas.microsoft.com/office/2019/extlst" xmlns:r="http://schemas.openxmlformats.org/officeDocument/2006/relationships" xmlns:m="http://schemas.openxmlformats.org/officeDocument/2006/math" xmlns:v="urn:schemas-microsoft-com:vml" xmlns:wp14="http://schemas.microsoft.com/office/word/2010/wordprocessingDrawing" xmlns:wp="http://schemas.openxmlformats.org/drawingml/2006/wordprocessingDrawing" xmlns:w10="urn:schemas-microsoft-com:office:word" xmlns:w="http://schemas.openxmlformats.org/wordprocessingml/2006/main" xmlns:w14="http://schemas.microsoft.com/office/word/2010/wordml" xmlns:w15="http://schemas.microsoft.com/office/word/2012/wordml" xmlns:w16cei="http://schemas.microsoft.com/office/word/2026/wordml/cei" xmlns:w16cex="http://schemas.microsoft.com/office/word/2018/wordml/cex" xmlns:w16cid="http://schemas.microsoft.com/office/word/2016/wordml/cid" xmlns:w16="http://schemas.microsoft.com/office/word/2018/wordml" xmlns:w16du="http://schemas.microsoft.com/office/word/2023/wordml/word16du" xmlns:w16sdtdh="http://schemas.microsoft.com/office/word/2020/wordml/sdtdatahash" xmlns:w16sdtfl="http://schemas.microsoft.com/office/word/2024/wordml/sdtformatlock" xmlns:w16se="http://schemas.microsoft.com/office/word/2015/wordml/symex" xmlns:wpg="http://schemas.microsoft.com/office/word/2010/wordprocessingGroup" xmlns:wpi="http://schemas.microsoft.com/office/word/2010/wordprocessingInk" xmlns:wne="http://schemas.microsoft.com/office/word/2006/wordml" xmlns:wps="http://schemas.microsoft.com/office/word/2010/wordprocessingShape" mc:Ignorable="w14 w15 w16se w16cid w16 w16cex w16sdtdh w16sdtfl w16du wp14">
   <w:p>
     <w:pPr>
       <w:pStyle w:val="Piedepgina"/>
@@ -1966,7 +2042,7 @@
 </file>
 
 <file path=word/footnotes.xml><?xml version="1.0" encoding="utf-8"?>
-<w:footnotes xmlns:wpc="http://schemas.microsoft.com/office/word/2010/wordprocessingCanvas" xmlns:cx="http://schemas.microsoft.com/office/drawing/2014/chartex" xmlns:cx1="http://schemas.microsoft.com/office/drawing/2015/9/8/chartex" xmlns:cx2="http://schemas.microsoft.com/office/drawing/2015/10/21/chartex" xmlns:cx3="http://schemas.microsoft.com/office/drawing/2016/5/9/chartex" xmlns:cx4="http://schemas.microsoft.com/office/drawing/2016/5/10/chartex" xmlns:cx5="http://schemas.microsoft.com/office/drawing/2016/5/11/chartex" xmlns:cx6="http://schemas.microsoft.com/office/drawing/2016/5/12/chartex" xmlns:cx7="http://schemas.microsoft.com/office/drawing/2016/5/13/chartex" xmlns:cx8="http://schemas.microsoft.com/office/drawing/2016/5/14/chartex" xmlns:mc="http://schemas.openxmlformats.org/markup-compatibility/2006" xmlns:aink="http://schemas.microsoft.com/office/drawing/2016/ink" xmlns:am3d="http://schemas.microsoft.com/office/drawing/2017/model3d" xmlns:o="urn:schemas-microsoft-com:office:office" xmlns:oel="http://schemas.microsoft.com/office/2019/extlst" xmlns:r="http://schemas.openxmlformats.org/officeDocument/2006/relationships" xmlns:m="http://schemas.openxmlformats.org/officeDocument/2006/math" xmlns:v="urn:schemas-microsoft-com:vml" xmlns:wp14="http://schemas.microsoft.com/office/word/2010/wordprocessingDrawing" xmlns:wp="http://schemas.openxmlformats.org/drawingml/2006/wordprocessingDrawing" xmlns:w10="urn:schemas-microsoft-com:office:word" xmlns:w="http://schemas.openxmlformats.org/wordprocessingml/2006/main" xmlns:w14="http://schemas.microsoft.com/office/word/2010/wordml" xmlns:w15="http://schemas.microsoft.com/office/word/2012/wordml" xmlns:w16cex="http://schemas.microsoft.com/office/word/2018/wordml/cex" xmlns:w16cid="http://schemas.microsoft.com/office/word/2016/wordml/cid" xmlns:w16="http://schemas.microsoft.com/office/word/2018/wordml" xmlns:w16du="http://schemas.microsoft.com/office/word/2023/wordml/word16du" xmlns:w16sdtdh="http://schemas.microsoft.com/office/word/2020/wordml/sdtdatahash" xmlns:w16sdtfl="http://schemas.microsoft.com/office/word/2024/wordml/sdtformatlock" xmlns:w16se="http://schemas.microsoft.com/office/word/2015/wordml/symex" xmlns:wpg="http://schemas.microsoft.com/office/word/2010/wordprocessingGroup" xmlns:wpi="http://schemas.microsoft.com/office/word/2010/wordprocessingInk" xmlns:wne="http://schemas.microsoft.com/office/word/2006/wordml" xmlns:wps="http://schemas.microsoft.com/office/word/2010/wordprocessingShape" mc:Ignorable="w14 w15 w16se w16cid w16 w16cex w16sdtdh w16sdtfl w16du wp14">
+<w:footnotes xmlns:wpc="http://schemas.microsoft.com/office/word/2010/wordprocessingCanvas" xmlns:cx="http://schemas.microsoft.com/office/drawing/2014/chartex" xmlns:cx1="http://schemas.microsoft.com/office/drawing/2015/9/8/chartex" xmlns:cx2="http://schemas.microsoft.com/office/drawing/2015/10/21/chartex" xmlns:cx3="http://schemas.microsoft.com/office/drawing/2016/5/9/chartex" xmlns:cx4="http://schemas.microsoft.com/office/drawing/2016/5/10/chartex" xmlns:cx5="http://schemas.microsoft.com/office/drawing/2016/5/11/chartex" xmlns:cx6="http://schemas.microsoft.com/office/drawing/2016/5/12/chartex" xmlns:cx7="http://schemas.microsoft.com/office/drawing/2016/5/13/chartex" xmlns:cx8="http://schemas.microsoft.com/office/drawing/2016/5/14/chartex" xmlns:mc="http://schemas.openxmlformats.org/markup-compatibility/2006" xmlns:aink="http://schemas.microsoft.com/office/drawing/2016/ink" xmlns:am3d="http://schemas.microsoft.com/office/drawing/2017/model3d" xmlns:o="urn:schemas-microsoft-com:office:office" xmlns:oel="http://schemas.microsoft.com/office/2019/extlst" xmlns:r="http://schemas.openxmlformats.org/officeDocument/2006/relationships" xmlns:m="http://schemas.openxmlformats.org/officeDocument/2006/math" xmlns:v="urn:schemas-microsoft-com:vml" xmlns:wp14="http://schemas.microsoft.com/office/word/2010/wordprocessingDrawing" xmlns:wp="http://schemas.openxmlformats.org/drawingml/2006/wordprocessingDrawing" xmlns:w10="urn:schemas-microsoft-com:office:word" xmlns:w="http://schemas.openxmlformats.org/wordprocessingml/2006/main" xmlns:w14="http://schemas.microsoft.com/office/word/2010/wordml" xmlns:w15="http://schemas.microsoft.com/office/word/2012/wordml" xmlns:w16cei="http://schemas.microsoft.com/office/word/2026/wordml/cei" xmlns:w16cex="http://schemas.microsoft.com/office/word/2018/wordml/cex" xmlns:w16cid="http://schemas.microsoft.com/office/word/2016/wordml/cid" xmlns:w16="http://schemas.microsoft.com/office/word/2018/wordml" xmlns:w16du="http://schemas.microsoft.com/office/word/2023/wordml/word16du" xmlns:w16sdtdh="http://schemas.microsoft.com/office/word/2020/wordml/sdtdatahash" xmlns:w16sdtfl="http://schemas.microsoft.com/office/word/2024/wordml/sdtformatlock" xmlns:w16se="http://schemas.microsoft.com/office/word/2015/wordml/symex" xmlns:wpg="http://schemas.microsoft.com/office/word/2010/wordprocessingGroup" xmlns:wpi="http://schemas.microsoft.com/office/word/2010/wordprocessingInk" xmlns:wne="http://schemas.microsoft.com/office/word/2006/wordml" xmlns:wps="http://schemas.microsoft.com/office/word/2010/wordprocessingShape" mc:Ignorable="w14 w15 w16se w16cid w16 w16cex w16sdtdh w16sdtfl w16du wp14">
   <w:footnote w:type="separator" w:id="-1">
     <w:p>
       <w:pPr>
@@ -1991,7 +2067,7 @@
 </file>
 
 <file path=word/header1.xml><?xml version="1.0" encoding="utf-8"?>
-<w:hdr xmlns:wpc="http://schemas.microsoft.com/office/word/2010/wordprocessingCanvas" xmlns:cx="http://schemas.microsoft.com/office/drawing/2014/chartex" xmlns:cx1="http://schemas.microsoft.com/office/drawing/2015/9/8/chartex" xmlns:cx2="http://schemas.microsoft.com/office/drawing/2015/10/21/chartex" xmlns:cx3="http://schemas.microsoft.com/office/drawing/2016/5/9/chartex" xmlns:cx4="http://schemas.microsoft.com/office/drawing/2016/5/10/chartex" xmlns:cx5="http://schemas.microsoft.com/office/drawing/2016/5/11/chartex" xmlns:cx6="http://schemas.microsoft.com/office/drawing/2016/5/12/chartex" xmlns:cx7="http://schemas.microsoft.com/office/drawing/2016/5/13/chartex" xmlns:cx8="http://schemas.microsoft.com/office/drawing/2016/5/14/chartex" xmlns:mc="http://schemas.openxmlformats.org/markup-compatibility/2006" xmlns:aink="http://schemas.microsoft.com/office/drawing/2016/ink" xmlns:am3d="http://schemas.microsoft.com/office/drawing/2017/model3d" xmlns:o="urn:schemas-microsoft-com:office:office" xmlns:oel="http://schemas.microsoft.com/office/2019/extlst" xmlns:r="http://schemas.openxmlformats.org/officeDocument/2006/relationships" xmlns:m="http://schemas.openxmlformats.org/officeDocument/2006/math" xmlns:v="urn:schemas-microsoft-com:vml" xmlns:wp14="http://schemas.microsoft.com/office/word/2010/wordprocessingDrawing" xmlns:wp="http://schemas.openxmlformats.org/drawingml/2006/wordprocessingDrawing" xmlns:w10="urn:schemas-microsoft-com:office:word" xmlns:w="http://schemas.openxmlformats.org/wordprocessingml/2006/main" xmlns:w14="http://schemas.microsoft.com/office/word/2010/wordml" xmlns:w15="http://schemas.microsoft.com/office/word/2012/wordml" xmlns:w16cex="http://schemas.microsoft.com/office/word/2018/wordml/cex" xmlns:w16cid="http://schemas.microsoft.com/office/word/2016/wordml/cid" xmlns:w16="http://schemas.microsoft.com/office/word/2018/wordml" xmlns:w16du="http://schemas.microsoft.com/office/word/2023/wordml/word16du" xmlns:w16sdtdh="http://schemas.microsoft.com/office/word/2020/wordml/sdtdatahash" xmlns:w16sdtfl="http://schemas.microsoft.com/office/word/2024/wordml/sdtformatlock" xmlns:w16se="http://schemas.microsoft.com/office/word/2015/wordml/symex" xmlns:wpg="http://schemas.microsoft.com/office/word/2010/wordprocessingGroup" xmlns:wpi="http://schemas.microsoft.com/office/word/2010/wordprocessingInk" xmlns:wne="http://schemas.microsoft.com/office/word/2006/wordml" xmlns:wps="http://schemas.microsoft.com/office/word/2010/wordprocessingShape" mc:Ignorable="w14 w15 w16se w16cid w16 w16cex w16sdtdh w16sdtfl w16du wp14">
+<w:hdr xmlns:wpc="http://schemas.microsoft.com/office/word/2010/wordprocessingCanvas" xmlns:cx="http://schemas.microsoft.com/office/drawing/2014/chartex" xmlns:cx1="http://schemas.microsoft.com/office/drawing/2015/9/8/chartex" xmlns:cx2="http://schemas.microsoft.com/office/drawing/2015/10/21/chartex" xmlns:cx3="http://schemas.microsoft.com/office/drawing/2016/5/9/chartex" xmlns:cx4="http://schemas.microsoft.com/office/drawing/2016/5/10/chartex" xmlns:cx5="http://schemas.microsoft.com/office/drawing/2016/5/11/chartex" xmlns:cx6="http://schemas.microsoft.com/office/drawing/2016/5/12/chartex" xmlns:cx7="http://schemas.microsoft.com/office/drawing/2016/5/13/chartex" xmlns:cx8="http://schemas.microsoft.com/office/drawing/2016/5/14/chartex" xmlns:mc="http://schemas.openxmlformats.org/markup-compatibility/2006" xmlns:aink="http://schemas.microsoft.com/office/drawing/2016/ink" xmlns:am3d="http://schemas.microsoft.com/office/drawing/2017/model3d" xmlns:o="urn:schemas-microsoft-com:office:office" xmlns:oel="http://schemas.microsoft.com/office/2019/extlst" xmlns:r="http://schemas.openxmlformats.org/officeDocument/2006/relationships" xmlns:m="http://schemas.openxmlformats.org/officeDocument/2006/math" xmlns:v="urn:schemas-microsoft-com:vml" xmlns:wp14="http://schemas.microsoft.com/office/word/2010/wordprocessingDrawing" xmlns:wp="http://schemas.openxmlformats.org/drawingml/2006/wordprocessingDrawing" xmlns:w10="urn:schemas-microsoft-com:office:word" xmlns:w="http://schemas.openxmlformats.org/wordprocessingml/2006/main" xmlns:w14="http://schemas.microsoft.com/office/word/2010/wordml" xmlns:w15="http://schemas.microsoft.com/office/word/2012/wordml" xmlns:w16cei="http://schemas.microsoft.com/office/word/2026/wordml/cei" xmlns:w16cex="http://schemas.microsoft.com/office/word/2018/wordml/cex" xmlns:w16cid="http://schemas.microsoft.com/office/word/2016/wordml/cid" xmlns:w16="http://schemas.microsoft.com/office/word/2018/wordml" xmlns:w16du="http://schemas.microsoft.com/office/word/2023/wordml/word16du" xmlns:w16sdtdh="http://schemas.microsoft.com/office/word/2020/wordml/sdtdatahash" xmlns:w16sdtfl="http://schemas.microsoft.com/office/word/2024/wordml/sdtformatlock" xmlns:w16se="http://schemas.microsoft.com/office/word/2015/wordml/symex" xmlns:wpg="http://schemas.microsoft.com/office/word/2010/wordprocessingGroup" xmlns:wpi="http://schemas.microsoft.com/office/word/2010/wordprocessingInk" xmlns:wne="http://schemas.microsoft.com/office/word/2006/wordml" xmlns:wps="http://schemas.microsoft.com/office/word/2010/wordprocessingShape" mc:Ignorable="w14 w15 w16se w16cid w16 w16cex w16sdtdh w16sdtfl w16du wp14">
   <w:p>
     <w:pPr>
       <w:pStyle w:val="Encabezado"/>
@@ -2031,7 +2107,7 @@
 </file>
 
 <file path=word/header2.xml><?xml version="1.0" encoding="utf-8"?>
-<w:hdr xmlns:wpc="http://schemas.microsoft.com/office/word/2010/wordprocessingCanvas" xmlns:cx="http://schemas.microsoft.com/office/drawing/2014/chartex" xmlns:cx1="http://schemas.microsoft.com/office/drawing/2015/9/8/chartex" xmlns:cx2="http://schemas.microsoft.com/office/drawing/2015/10/21/chartex" xmlns:cx3="http://schemas.microsoft.com/office/drawing/2016/5/9/chartex" xmlns:cx4="http://schemas.microsoft.com/office/drawing/2016/5/10/chartex" xmlns:cx5="http://schemas.microsoft.com/office/drawing/2016/5/11/chartex" xmlns:cx6="http://schemas.microsoft.com/office/drawing/2016/5/12/chartex" xmlns:cx7="http://schemas.microsoft.com/office/drawing/2016/5/13/chartex" xmlns:cx8="http://schemas.microsoft.com/office/drawing/2016/5/14/chartex" xmlns:mc="http://schemas.openxmlformats.org/markup-compatibility/2006" xmlns:aink="http://schemas.microsoft.com/office/drawing/2016/ink" xmlns:am3d="http://schemas.microsoft.com/office/drawing/2017/model3d" xmlns:o="urn:schemas-microsoft-com:office:office" xmlns:oel="http://schemas.microsoft.com/office/2019/extlst" xmlns:r="http://schemas.openxmlformats.org/officeDocument/2006/relationships" xmlns:m="http://schemas.openxmlformats.org/officeDocument/2006/math" xmlns:v="urn:schemas-microsoft-com:vml" xmlns:wp14="http://schemas.microsoft.com/office/word/2010/wordprocessingDrawing" xmlns:wp="http://schemas.openxmlformats.org/drawingml/2006/wordprocessingDrawing" xmlns:w10="urn:schemas-microsoft-com:office:word" xmlns:w="http://schemas.openxmlformats.org/wordprocessingml/2006/main" xmlns:w14="http://schemas.microsoft.com/office/word/2010/wordml" xmlns:w15="http://schemas.microsoft.com/office/word/2012/wordml" xmlns:w16cex="http://schemas.microsoft.com/office/word/2018/wordml/cex" xmlns:w16cid="http://schemas.microsoft.com/office/word/2016/wordml/cid" xmlns:w16="http://schemas.microsoft.com/office/word/2018/wordml" xmlns:w16du="http://schemas.microsoft.com/office/word/2023/wordml/word16du" xmlns:w16sdtdh="http://schemas.microsoft.com/office/word/2020/wordml/sdtdatahash" xmlns:w16sdtfl="http://schemas.microsoft.com/office/word/2024/wordml/sdtformatlock" xmlns:w16se="http://schemas.microsoft.com/office/word/2015/wordml/symex" xmlns:wpg="http://schemas.microsoft.com/office/word/2010/wordprocessingGroup" xmlns:wpi="http://schemas.microsoft.com/office/word/2010/wordprocessingInk" xmlns:wne="http://schemas.microsoft.com/office/word/2006/wordml" xmlns:wps="http://schemas.microsoft.com/office/word/2010/wordprocessingShape" mc:Ignorable="w14 w15 w16se w16cid w16 w16cex w16sdtdh w16sdtfl w16du wp14">
+<w:hdr xmlns:wpc="http://schemas.microsoft.com/office/word/2010/wordprocessingCanvas" xmlns:cx="http://schemas.microsoft.com/office/drawing/2014/chartex" xmlns:cx1="http://schemas.microsoft.com/office/drawing/2015/9/8/chartex" xmlns:cx2="http://schemas.microsoft.com/office/drawing/2015/10/21/chartex" xmlns:cx3="http://schemas.microsoft.com/office/drawing/2016/5/9/chartex" xmlns:cx4="http://schemas.microsoft.com/office/drawing/2016/5/10/chartex" xmlns:cx5="http://schemas.microsoft.com/office/drawing/2016/5/11/chartex" xmlns:cx6="http://schemas.microsoft.com/office/drawing/2016/5/12/chartex" xmlns:cx7="http://schemas.microsoft.com/office/drawing/2016/5/13/chartex" xmlns:cx8="http://schemas.microsoft.com/office/drawing/2016/5/14/chartex" xmlns:mc="http://schemas.openxmlformats.org/markup-compatibility/2006" xmlns:aink="http://schemas.microsoft.com/office/drawing/2016/ink" xmlns:am3d="http://schemas.microsoft.com/office/drawing/2017/model3d" xmlns:o="urn:schemas-microsoft-com:office:office" xmlns:oel="http://schemas.microsoft.com/office/2019/extlst" xmlns:r="http://schemas.openxmlformats.org/officeDocument/2006/relationships" xmlns:m="http://schemas.openxmlformats.org/officeDocument/2006/math" xmlns:v="urn:schemas-microsoft-com:vml" xmlns:wp14="http://schemas.microsoft.com/office/word/2010/wordprocessingDrawing" xmlns:wp="http://schemas.openxmlformats.org/drawingml/2006/wordprocessingDrawing" xmlns:w10="urn:schemas-microsoft-com:office:word" xmlns:w="http://schemas.openxmlformats.org/wordprocessingml/2006/main" xmlns:w14="http://schemas.microsoft.com/office/word/2010/wordml" xmlns:w15="http://schemas.microsoft.com/office/word/2012/wordml" xmlns:w16cei="http://schemas.microsoft.com/office/word/2026/wordml/cei" xmlns:w16cex="http://schemas.microsoft.com/office/word/2018/wordml/cex" xmlns:w16cid="http://schemas.microsoft.com/office/word/2016/wordml/cid" xmlns:w16="http://schemas.microsoft.com/office/word/2018/wordml" xmlns:w16du="http://schemas.microsoft.com/office/word/2023/wordml/word16du" xmlns:w16sdtdh="http://schemas.microsoft.com/office/word/2020/wordml/sdtdatahash" xmlns:w16sdtfl="http://schemas.microsoft.com/office/word/2024/wordml/sdtformatlock" xmlns:w16se="http://schemas.microsoft.com/office/word/2015/wordml/symex" xmlns:wpg="http://schemas.microsoft.com/office/word/2010/wordprocessingGroup" xmlns:wpi="http://schemas.microsoft.com/office/word/2010/wordprocessingInk" xmlns:wne="http://schemas.microsoft.com/office/word/2006/wordml" xmlns:wps="http://schemas.microsoft.com/office/word/2010/wordprocessingShape" mc:Ignorable="w14 w15 w16se w16cid w16 w16cex w16sdtdh w16sdtfl w16du wp14">
   <w:tbl>
     <w:tblPr>
       <w:tblW w:w="3170" w:type="dxa"/>
@@ -2066,6 +2142,7 @@
     </w:pPr>
     <w:r>
       <w:rPr>
+        <w:rFonts w:ascii="Arial" w:hAnsi="Arial" w:cs="Arial"/>
         <w:noProof/>
       </w:rPr>
       <mc:AlternateContent>
@@ -2138,12 +2215,14 @@
                               <w:pPr>
                                 <w:pStyle w:val="Sinespaciado"/>
                                 <w:rPr>
+                                  <w:rFonts w:ascii="Arial" w:hAnsi="Arial" w:cs="Arial"/>
                                   <w:sz w:val="20"/>
                                   <w:szCs w:val="22"/>
                                 </w:rPr>
                               </w:pPr>
                               <w:r>
                                 <w:rPr>
+                                  <w:rFonts w:ascii="Arial" w:hAnsi="Arial" w:cs="Arial"/>
                                   <w:sz w:val="20"/>
                                   <w:szCs w:val="22"/>
                                 </w:rPr>
@@ -2154,12 +2233,14 @@
                               <w:pPr>
                                 <w:pStyle w:val="Sinespaciado"/>
                                 <w:rPr>
+                                  <w:rFonts w:ascii="Arial" w:hAnsi="Arial" w:cs="Arial"/>
                                   <w:sz w:val="20"/>
                                   <w:szCs w:val="22"/>
                                 </w:rPr>
                               </w:pPr>
                               <w:r>
                                 <w:rPr>
+                                  <w:rFonts w:ascii="Arial" w:hAnsi="Arial" w:cs="Arial"/>
                                   <w:sz w:val="20"/>
                                   <w:szCs w:val="22"/>
                                 </w:rPr>
@@ -2167,6 +2248,7 @@
                               </w:r>
                               <w:r>
                                 <w:rPr>
+                                  <w:rFonts w:ascii="Arial" w:hAnsi="Arial" w:cs="Arial"/>
                                   <w:sz w:val="20"/>
                                   <w:szCs w:val="22"/>
                                 </w:rPr>
@@ -2279,12 +2361,14 @@
                         <w:pPr>
                           <w:pStyle w:val="Sinespaciado"/>
                           <w:rPr>
+                            <w:rFonts w:ascii="Arial" w:hAnsi="Arial" w:cs="Arial"/>
                             <w:sz w:val="20"/>
                             <w:szCs w:val="22"/>
                           </w:rPr>
                         </w:pPr>
                         <w:r>
                           <w:rPr>
+                            <w:rFonts w:ascii="Arial" w:hAnsi="Arial" w:cs="Arial"/>
                             <w:sz w:val="20"/>
                             <w:szCs w:val="22"/>
                           </w:rPr>
@@ -2295,12 +2379,14 @@
                         <w:pPr>
                           <w:pStyle w:val="Sinespaciado"/>
                           <w:rPr>
+                            <w:rFonts w:ascii="Arial" w:hAnsi="Arial" w:cs="Arial"/>
                             <w:sz w:val="20"/>
                             <w:szCs w:val="22"/>
                           </w:rPr>
                         </w:pPr>
                         <w:r>
                           <w:rPr>
+                            <w:rFonts w:ascii="Arial" w:hAnsi="Arial" w:cs="Arial"/>
                             <w:sz w:val="20"/>
                             <w:szCs w:val="22"/>
                           </w:rPr>
@@ -2308,6 +2394,7 @@
                         </w:r>
                         <w:r>
                           <w:rPr>
+                            <w:rFonts w:ascii="Arial" w:hAnsi="Arial" w:cs="Arial"/>
                             <w:sz w:val="20"/>
                             <w:szCs w:val="22"/>
                           </w:rPr>
@@ -2353,25 +2440,6 @@
         <w:noProof/>
       </w:rPr>
       <w:pict w14:anchorId="758EA0F0">
-        <v:shapetype id="_x0000_t75" coordsize="21600,21600" o:spt="75" o:preferrelative="t" path="m@4@5l@4@11@9@11@9@5xe" filled="f" stroked="f">
-          <v:stroke joinstyle="miter"/>
-          <v:formulas>
-            <v:f eqn="if lineDrawn pixelLineWidth 0"/>
-            <v:f eqn="sum @0 1 0"/>
-            <v:f eqn="sum 0 0 @1"/>
-            <v:f eqn="prod @2 1 2"/>
-            <v:f eqn="prod @3 21600 pixelWidth"/>
-            <v:f eqn="prod @3 21600 pixelHeight"/>
-            <v:f eqn="sum @0 0 1"/>
-            <v:f eqn="prod @6 1 2"/>
-            <v:f eqn="prod @7 21600 pixelWidth"/>
-            <v:f eqn="sum @8 21600 0"/>
-            <v:f eqn="prod @7 21600 pixelHeight"/>
-            <v:f eqn="sum @10 21600 0"/>
-          </v:formulas>
-          <v:path o:extrusionok="f" gradientshapeok="t" o:connecttype="rect"/>
-          <o:lock v:ext="edit" aspectratio="t"/>
-        </v:shapetype>
         <v:shape id="WordPictureWatermark290952095" o:spid="_x0000_s1034" type="#_x0000_t75" style="position:absolute;margin-left:0;margin-top:0;width:748.8pt;height:499.2pt;z-index:-251643904;mso-position-horizontal:center;mso-position-horizontal-relative:margin;mso-position-vertical:center;mso-position-vertical-relative:margin" o:allowincell="f">
           <v:imagedata r:id="rId2" o:title="ChatGPT Image 20 abr 2026, 17_21_45" gain="19661f" blacklevel="22938f"/>
           <w10:wrap anchorx="margin" anchory="margin"/>
@@ -2383,7 +2451,7 @@
 </file>
 
 <file path=word/header3.xml><?xml version="1.0" encoding="utf-8"?>
-<w:hdr xmlns:wpc="http://schemas.microsoft.com/office/word/2010/wordprocessingCanvas" xmlns:cx="http://schemas.microsoft.com/office/drawing/2014/chartex" xmlns:cx1="http://schemas.microsoft.com/office/drawing/2015/9/8/chartex" xmlns:cx2="http://schemas.microsoft.com/office/drawing/2015/10/21/chartex" xmlns:cx3="http://schemas.microsoft.com/office/drawing/2016/5/9/chartex" xmlns:cx4="http://schemas.microsoft.com/office/drawing/2016/5/10/chartex" xmlns:cx5="http://schemas.microsoft.com/office/drawing/2016/5/11/chartex" xmlns:cx6="http://schemas.microsoft.com/office/drawing/2016/5/12/chartex" xmlns:cx7="http://schemas.microsoft.com/office/drawing/2016/5/13/chartex" xmlns:cx8="http://schemas.microsoft.com/office/drawing/2016/5/14/chartex" xmlns:mc="http://schemas.openxmlformats.org/markup-compatibility/2006" xmlns:aink="http://schemas.microsoft.com/office/drawing/2016/ink" xmlns:am3d="http://schemas.microsoft.com/office/drawing/2017/model3d" xmlns:o="urn:schemas-microsoft-com:office:office" xmlns:oel="http://schemas.microsoft.com/office/2019/extlst" xmlns:r="http://schemas.openxmlformats.org/officeDocument/2006/relationships" xmlns:m="http://schemas.openxmlformats.org/officeDocument/2006/math" xmlns:v="urn:schemas-microsoft-com:vml" xmlns:wp14="http://schemas.microsoft.com/office/word/2010/wordprocessingDrawing" xmlns:wp="http://schemas.openxmlformats.org/drawingml/2006/wordprocessingDrawing" xmlns:w10="urn:schemas-microsoft-com:office:word" xmlns:w="http://schemas.openxmlformats.org/wordprocessingml/2006/main" xmlns:w14="http://schemas.microsoft.com/office/word/2010/wordml" xmlns:w15="http://schemas.microsoft.com/office/word/2012/wordml" xmlns:w16cex="http://schemas.microsoft.com/office/word/2018/wordml/cex" xmlns:w16cid="http://schemas.microsoft.com/office/word/2016/wordml/cid" xmlns:w16="http://schemas.microsoft.com/office/word/2018/wordml" xmlns:w16du="http://schemas.microsoft.com/office/word/2023/wordml/word16du" xmlns:w16sdtdh="http://schemas.microsoft.com/office/word/2020/wordml/sdtdatahash" xmlns:w16sdtfl="http://schemas.microsoft.com/office/word/2024/wordml/sdtformatlock" xmlns:w16se="http://schemas.microsoft.com/office/word/2015/wordml/symex" xmlns:wpg="http://schemas.microsoft.com/office/word/2010/wordprocessingGroup" xmlns:wpi="http://schemas.microsoft.com/office/word/2010/wordprocessingInk" xmlns:wne="http://schemas.microsoft.com/office/word/2006/wordml" xmlns:wps="http://schemas.microsoft.com/office/word/2010/wordprocessingShape" mc:Ignorable="w14 w15 w16se w16cid w16 w16cex w16sdtdh w16sdtfl w16du wp14">
+<w:hdr xmlns:wpc="http://schemas.microsoft.com/office/word/2010/wordprocessingCanvas" xmlns:cx="http://schemas.microsoft.com/office/drawing/2014/chartex" xmlns:cx1="http://schemas.microsoft.com/office/drawing/2015/9/8/chartex" xmlns:cx2="http://schemas.microsoft.com/office/drawing/2015/10/21/chartex" xmlns:cx3="http://schemas.microsoft.com/office/drawing/2016/5/9/chartex" xmlns:cx4="http://schemas.microsoft.com/office/drawing/2016/5/10/chartex" xmlns:cx5="http://schemas.microsoft.com/office/drawing/2016/5/11/chartex" xmlns:cx6="http://schemas.microsoft.com/office/drawing/2016/5/12/chartex" xmlns:cx7="http://schemas.microsoft.com/office/drawing/2016/5/13/chartex" xmlns:cx8="http://schemas.microsoft.com/office/drawing/2016/5/14/chartex" xmlns:mc="http://schemas.openxmlformats.org/markup-compatibility/2006" xmlns:aink="http://schemas.microsoft.com/office/drawing/2016/ink" xmlns:am3d="http://schemas.microsoft.com/office/drawing/2017/model3d" xmlns:o="urn:schemas-microsoft-com:office:office" xmlns:oel="http://schemas.microsoft.com/office/2019/extlst" xmlns:r="http://schemas.openxmlformats.org/officeDocument/2006/relationships" xmlns:m="http://schemas.openxmlformats.org/officeDocument/2006/math" xmlns:v="urn:schemas-microsoft-com:vml" xmlns:wp14="http://schemas.microsoft.com/office/word/2010/wordprocessingDrawing" xmlns:wp="http://schemas.openxmlformats.org/drawingml/2006/wordprocessingDrawing" xmlns:w10="urn:schemas-microsoft-com:office:word" xmlns:w="http://schemas.openxmlformats.org/wordprocessingml/2006/main" xmlns:w14="http://schemas.microsoft.com/office/word/2010/wordml" xmlns:w15="http://schemas.microsoft.com/office/word/2012/wordml" xmlns:w16cei="http://schemas.microsoft.com/office/word/2026/wordml/cei" xmlns:w16cex="http://schemas.microsoft.com/office/word/2018/wordml/cex" xmlns:w16cid="http://schemas.microsoft.com/office/word/2016/wordml/cid" xmlns:w16="http://schemas.microsoft.com/office/word/2018/wordml" xmlns:w16du="http://schemas.microsoft.com/office/word/2023/wordml/word16du" xmlns:w16sdtdh="http://schemas.microsoft.com/office/word/2020/wordml/sdtdatahash" xmlns:w16sdtfl="http://schemas.microsoft.com/office/word/2024/wordml/sdtformatlock" xmlns:w16se="http://schemas.microsoft.com/office/word/2015/wordml/symex" xmlns:wpg="http://schemas.microsoft.com/office/word/2010/wordprocessingGroup" xmlns:wpi="http://schemas.microsoft.com/office/word/2010/wordprocessingInk" xmlns:wne="http://schemas.microsoft.com/office/word/2006/wordml" xmlns:wps="http://schemas.microsoft.com/office/word/2010/wordprocessingShape" mc:Ignorable="w14 w15 w16se w16cid w16 w16cex w16sdtdh w16sdtfl w16du wp14">
   <w:p>
     <w:pPr>
       <w:pStyle w:val="Encabezado"/>
@@ -2423,7 +2491,7 @@
 </file>
 
 <file path=word/numbering.xml><?xml version="1.0" encoding="utf-8"?>
-<w:numbering xmlns:wpc="http://schemas.microsoft.com/office/word/2010/wordprocessingCanvas" xmlns:cx="http://schemas.microsoft.com/office/drawing/2014/chartex" xmlns:cx1="http://schemas.microsoft.com/office/drawing/2015/9/8/chartex" xmlns:cx2="http://schemas.microsoft.com/office/drawing/2015/10/21/chartex" xmlns:cx3="http://schemas.microsoft.com/office/drawing/2016/5/9/chartex" xmlns:cx4="http://schemas.microsoft.com/office/drawing/2016/5/10/chartex" xmlns:cx5="http://schemas.microsoft.com/office/drawing/2016/5/11/chartex" xmlns:cx6="http://schemas.microsoft.com/office/drawing/2016/5/12/chartex" xmlns:cx7="http://schemas.microsoft.com/office/drawing/2016/5/13/chartex" xmlns:cx8="http://schemas.microsoft.com/office/drawing/2016/5/14/chartex" xmlns:mc="http://schemas.openxmlformats.org/markup-compatibility/2006" xmlns:aink="http://schemas.microsoft.com/office/drawing/2016/ink" xmlns:am3d="http://schemas.microsoft.com/office/drawing/2017/model3d" xmlns:o="urn:schemas-microsoft-com:office:office" xmlns:oel="http://schemas.microsoft.com/office/2019/extlst" xmlns:r="http://schemas.openxmlformats.org/officeDocument/2006/relationships" xmlns:m="http://schemas.openxmlformats.org/officeDocument/2006/math" xmlns:v="urn:schemas-microsoft-com:vml" xmlns:wp14="http://schemas.microsoft.com/office/word/2010/wordprocessingDrawing" xmlns:wp="http://schemas.openxmlformats.org/drawingml/2006/wordprocessingDrawing" xmlns:w10="urn:schemas-microsoft-com:office:word" xmlns:w="http://schemas.openxmlformats.org/wordprocessingml/2006/main" xmlns:w14="http://schemas.microsoft.com/office/word/2010/wordml" xmlns:w15="http://schemas.microsoft.com/office/word/2012/wordml" xmlns:w16cex="http://schemas.microsoft.com/office/word/2018/wordml/cex" xmlns:w16cid="http://schemas.microsoft.com/office/word/2016/wordml/cid" xmlns:w16="http://schemas.microsoft.com/office/word/2018/wordml" xmlns:w16du="http://schemas.microsoft.com/office/word/2023/wordml/word16du" xmlns:w16sdtdh="http://schemas.microsoft.com/office/word/2020/wordml/sdtdatahash" xmlns:w16sdtfl="http://schemas.microsoft.com/office/word/2024/wordml/sdtformatlock" xmlns:w16se="http://schemas.microsoft.com/office/word/2015/wordml/symex" xmlns:wpg="http://schemas.microsoft.com/office/word/2010/wordprocessingGroup" xmlns:wpi="http://schemas.microsoft.com/office/word/2010/wordprocessingInk" xmlns:wne="http://schemas.microsoft.com/office/word/2006/wordml" xmlns:wps="http://schemas.microsoft.com/office/word/2010/wordprocessingShape" mc:Ignorable="w14 w15 w16se w16cid w16 w16cex w16sdtdh w16sdtfl w16du wp14">
+<w:numbering xmlns:wpc="http://schemas.microsoft.com/office/word/2010/wordprocessingCanvas" xmlns:cx="http://schemas.microsoft.com/office/drawing/2014/chartex" xmlns:cx1="http://schemas.microsoft.com/office/drawing/2015/9/8/chartex" xmlns:cx2="http://schemas.microsoft.com/office/drawing/2015/10/21/chartex" xmlns:cx3="http://schemas.microsoft.com/office/drawing/2016/5/9/chartex" xmlns:cx4="http://schemas.microsoft.com/office/drawing/2016/5/10/chartex" xmlns:cx5="http://schemas.microsoft.com/office/drawing/2016/5/11/chartex" xmlns:cx6="http://schemas.microsoft.com/office/drawing/2016/5/12/chartex" xmlns:cx7="http://schemas.microsoft.com/office/drawing/2016/5/13/chartex" xmlns:cx8="http://schemas.microsoft.com/office/drawing/2016/5/14/chartex" xmlns:mc="http://schemas.openxmlformats.org/markup-compatibility/2006" xmlns:aink="http://schemas.microsoft.com/office/drawing/2016/ink" xmlns:am3d="http://schemas.microsoft.com/office/drawing/2017/model3d" xmlns:o="urn:schemas-microsoft-com:office:office" xmlns:oel="http://schemas.microsoft.com/office/2019/extlst" xmlns:r="http://schemas.openxmlformats.org/officeDocument/2006/relationships" xmlns:m="http://schemas.openxmlformats.org/officeDocument/2006/math" xmlns:v="urn:schemas-microsoft-com:vml" xmlns:wp14="http://schemas.microsoft.com/office/word/2010/wordprocessingDrawing" xmlns:wp="http://schemas.openxmlformats.org/drawingml/2006/wordprocessingDrawing" xmlns:w10="urn:schemas-microsoft-com:office:word" xmlns:w="http://schemas.openxmlformats.org/wordprocessingml/2006/main" xmlns:w14="http://schemas.microsoft.com/office/word/2010/wordml" xmlns:w15="http://schemas.microsoft.com/office/word/2012/wordml" xmlns:w16cei="http://schemas.microsoft.com/office/word/2026/wordml/cei" xmlns:w16cex="http://schemas.microsoft.com/office/word/2018/wordml/cex" xmlns:w16cid="http://schemas.microsoft.com/office/word/2016/wordml/cid" xmlns:w16="http://schemas.microsoft.com/office/word/2018/wordml" xmlns:w16du="http://schemas.microsoft.com/office/word/2023/wordml/word16du" xmlns:w16sdtdh="http://schemas.microsoft.com/office/word/2020/wordml/sdtdatahash" xmlns:w16sdtfl="http://schemas.microsoft.com/office/word/2024/wordml/sdtformatlock" xmlns:w16se="http://schemas.microsoft.com/office/word/2015/wordml/symex" xmlns:wpg="http://schemas.microsoft.com/office/word/2010/wordprocessingGroup" xmlns:wpi="http://schemas.microsoft.com/office/word/2010/wordprocessingInk" xmlns:wne="http://schemas.microsoft.com/office/word/2006/wordml" xmlns:wps="http://schemas.microsoft.com/office/word/2010/wordprocessingShape" mc:Ignorable="w14 w15 w16se w16cid w16 w16cex w16sdtdh w16sdtfl w16du wp14">
   <w:numPicBullet w:numPicBulletId="0">
     <w:pict>
       <v:shapetype id="_x0000_t75" coordsize="21600,21600" o:spt="75" o:preferrelative="t" path="m@4@5l@4@11@9@11@9@5xe" filled="f" stroked="f">
@@ -2445,21 +2513,21 @@
         <v:path o:extrusionok="f" gradientshapeok="t" o:connecttype="rect"/>
         <o:lock v:ext="edit" aspectratio="t"/>
       </v:shapetype>
-      <v:shape id="Imagen 5" o:spid="_x0000_i1025" type="#_x0000_t75" alt="Tiktok logo - Icono gratis PNG, SVG" style="width:384.75pt;height:384.75pt;visibility:visible;mso-wrap-style:square" o:bullet="t">
+      <v:shape id="Imagen 5" o:spid="_x0000_i1025" type="#_x0000_t75" alt="Tiktok logo - Icono gratis PNG, SVG" style="width:384.6pt;height:384.6pt;visibility:visible;mso-wrap-style:square" o:bullet="t">
         <v:imagedata r:id="rId1" o:title="Tiktok logo - Icono gratis PNG, SVG"/>
       </v:shape>
     </w:pict>
   </w:numPicBullet>
   <w:numPicBullet w:numPicBulletId="1">
     <w:pict>
-      <v:shape id="Imagen 7" o:spid="_x0000_i1026" type="#_x0000_t75" alt="Icono de Sitio web Generic Flat Gradient | Freepik" style="width:384.4pt;height:384.4pt;flip:x;visibility:visible;mso-wrap-style:square" o:bullet="t">
+      <v:shape id="Imagen 7" o:spid="_x0000_i1026" type="#_x0000_t75" alt="Icono de Sitio web Generic Flat Gradient | Freepik" style="width:384.25pt;height:384.25pt;flip:x;visibility:visible;mso-wrap-style:square" o:bullet="t">
         <v:imagedata r:id="rId2" o:title="Icono de Sitio web Generic Flat Gradient | Freepik"/>
       </v:shape>
     </w:pict>
   </w:numPicBullet>
   <w:numPicBullet w:numPicBulletId="2">
     <w:pict>
-      <v:shape id="Gráfico 3" o:spid="_x0000_i1027" type="#_x0000_t75" alt="Auricular con relleno sólido" style="width:10.65pt;height:9.4pt;visibility:visible" o:gfxdata="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" o:bullet="t">
+      <v:shape id="Gráfico 3" o:spid="_x0000_i1027" type="#_x0000_t75" alt="Auricular con relleno sólido" style="width:10.7pt;height:9.25pt;visibility:visible" o:gfxdata="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" o:bullet="t">
         <v:imagedata r:id="rId3" o:title="" cropbottom="-1024f" cropright="-311f"/>
       </v:shape>
     </w:pict>

--- a/backend/routers/plantillas/cobranza_2.docx
+++ b/backend/routers/plantillas/cobranza_2.docx
@@ -752,15 +752,15 @@
           <w:noProof/>
         </w:rPr>
         <w:drawing>
-          <wp:anchor distT="0" distB="0" distL="114300" distR="114300" simplePos="0" relativeHeight="251659264" behindDoc="0" locked="0" layoutInCell="1" allowOverlap="1" wp14:anchorId="072A387D" wp14:editId="1F67B6C9">
+          <wp:anchor distT="0" distB="0" distL="114300" distR="114300" simplePos="0" relativeHeight="251659264" behindDoc="0" locked="0" layoutInCell="1" allowOverlap="1" wp14:anchorId="072A387D" wp14:editId="1A03E039">
             <wp:simplePos x="0" y="0"/>
             <wp:positionH relativeFrom="margin">
               <wp:align>center</wp:align>
             </wp:positionH>
             <wp:positionV relativeFrom="margin">
-              <wp:posOffset>7815857</wp:posOffset>
+              <wp:posOffset>7860219</wp:posOffset>
             </wp:positionV>
-            <wp:extent cx="1748367" cy="1214967"/>
+            <wp:extent cx="1748155" cy="1214755"/>
             <wp:effectExtent l="0" t="0" r="4445" b="4445"/>
             <wp:wrapNone/>
             <wp:docPr id="65" name="Picture 65"/>
@@ -799,7 +799,7 @@
                   <pic:spPr>
                     <a:xfrm>
                       <a:off x="0" y="0"/>
-                      <a:ext cx="1748367" cy="1214967"/>
+                      <a:ext cx="1748155" cy="1214755"/>
                     </a:xfrm>
                     <a:prstGeom prst="rect">
                       <a:avLst/>
@@ -853,7 +853,7 @@
       <w:headerReference w:type="first" r:id="rId14"/>
       <w:footerReference w:type="first" r:id="rId15"/>
       <w:pgSz w:w="11906" w:h="16838"/>
-      <w:pgMar w:top="720" w:right="720" w:bottom="720" w:left="720" w:header="720" w:footer="720" w:gutter="0"/>
+      <w:pgMar w:top="851" w:right="851" w:bottom="851" w:left="851" w:header="720" w:footer="720" w:gutter="0"/>
       <w:cols w:space="720"/>
       <w:docGrid w:linePitch="299"/>
     </w:sectPr>
@@ -910,13 +910,13 @@
       <mc:AlternateContent>
         <mc:Choice Requires="wpg">
           <w:drawing>
-            <wp:anchor distT="0" distB="0" distL="114300" distR="114300" simplePos="0" relativeHeight="251674624" behindDoc="0" locked="0" layoutInCell="1" allowOverlap="1" wp14:anchorId="2F37D30C" wp14:editId="1BC90378">
+            <wp:anchor distT="0" distB="0" distL="114300" distR="114300" simplePos="0" relativeHeight="251674624" behindDoc="0" locked="0" layoutInCell="1" allowOverlap="1" wp14:anchorId="2F37D30C" wp14:editId="78797092">
               <wp:simplePos x="0" y="0"/>
               <wp:positionH relativeFrom="margin">
-                <wp:posOffset>266228</wp:posOffset>
+                <wp:posOffset>220326</wp:posOffset>
               </wp:positionH>
               <wp:positionV relativeFrom="paragraph">
-                <wp:posOffset>-130810</wp:posOffset>
+                <wp:posOffset>-130439</wp:posOffset>
               </wp:positionV>
               <wp:extent cx="6508668" cy="751437"/>
               <wp:effectExtent l="0" t="0" r="26035" b="0"/>
@@ -1563,7 +1563,7 @@
         </mc:Choice>
         <mc:Fallback>
           <w:pict>
-            <v:group w14:anchorId="2F37D30C" id="Grupo 6" o:spid="_x0000_s1031" style="position:absolute;margin-left:20.95pt;margin-top:-10.3pt;width:512.5pt;height:59.15pt;z-index:251674624;mso-position-horizontal-relative:margin;mso-width-relative:margin;mso-height-relative:margin" coordorigin="13198,-125" coordsize="49198,7193" o:gfxdata="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">
+            <v:group w14:anchorId="2F37D30C" id="Grupo 6" o:spid="_x0000_s1031" style="position:absolute;margin-left:17.35pt;margin-top:-10.25pt;width:512.5pt;height:59.15pt;z-index:251674624;mso-position-horizontal-relative:margin;mso-width-relative:margin;mso-height-relative:margin" coordorigin="13198,-125" coordsize="49198,7193" o:gfxdata="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">
               <v:shapetype id="_x0000_t75" coordsize="21600,21600" o:spt="75" o:preferrelative="t" path="m@4@5l@4@11@9@11@9@5xe" filled="f" stroked="f">
                 <v:stroke joinstyle="miter"/>
                 <v:formulas>
@@ -2142,6 +2142,36 @@
     </w:pPr>
     <w:r>
       <w:rPr>
+        <w:noProof/>
+      </w:rPr>
+      <w:pict w14:anchorId="758EA0F0">
+        <v:shapetype id="_x0000_t75" coordsize="21600,21600" o:spt="75" o:preferrelative="t" path="m@4@5l@4@11@9@11@9@5xe" filled="f" stroked="f">
+          <v:stroke joinstyle="miter"/>
+          <v:formulas>
+            <v:f eqn="if lineDrawn pixelLineWidth 0"/>
+            <v:f eqn="sum @0 1 0"/>
+            <v:f eqn="sum 0 0 @1"/>
+            <v:f eqn="prod @2 1 2"/>
+            <v:f eqn="prod @3 21600 pixelWidth"/>
+            <v:f eqn="prod @3 21600 pixelHeight"/>
+            <v:f eqn="sum @0 0 1"/>
+            <v:f eqn="prod @6 1 2"/>
+            <v:f eqn="prod @7 21600 pixelWidth"/>
+            <v:f eqn="sum @8 21600 0"/>
+            <v:f eqn="prod @7 21600 pixelHeight"/>
+            <v:f eqn="sum @10 21600 0"/>
+          </v:formulas>
+          <v:path o:extrusionok="f" gradientshapeok="t" o:connecttype="rect"/>
+          <o:lock v:ext="edit" aspectratio="t"/>
+        </v:shapetype>
+        <v:shape id="WordPictureWatermark290952095" o:spid="_x0000_s1034" type="#_x0000_t75" style="position:absolute;margin-left:0;margin-top:0;width:748.8pt;height:876.25pt;z-index:-251643904;mso-position-horizontal:center;mso-position-horizontal-relative:margin;mso-position-vertical:center;mso-position-vertical-relative:margin" o:allowincell="f" stroked="t" strokecolor="white [3212]">
+          <v:imagedata r:id="rId1" o:title="ChatGPT Image 20 abr 2026, 17_21_45" gain="19661f" blacklevel="22938f"/>
+          <w10:wrap anchorx="margin" anchory="margin"/>
+        </v:shape>
+      </w:pict>
+    </w:r>
+    <w:r>
+      <w:rPr>
         <w:rFonts w:ascii="Arial" w:hAnsi="Arial" w:cs="Arial"/>
         <w:noProof/>
       </w:rPr>
@@ -2303,7 +2333,7 @@
                         </pic:cNvPicPr>
                       </pic:nvPicPr>
                       <pic:blipFill rotWithShape="1">
-                        <a:blip r:embed="rId1">
+                        <a:blip r:embed="rId2">
                           <a:extLst>
                             <a:ext uri="{28A0092B-C50C-407E-A947-70E740481C1C}">
                               <a14:useLocalDpi xmlns:a14="http://schemas.microsoft.com/office/drawing/2010/main" val="0"/>
@@ -2428,23 +2458,12 @@
                 <o:lock v:ext="edit" aspectratio="t"/>
               </v:shapetype>
               <v:shape id="Imagen 7" o:spid="_x0000_s1030" type="#_x0000_t75" style="position:absolute;left:-4493;top:-1257;width:19721;height:7530;visibility:visible;mso-wrap-style:square" o:gfxdata="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">
-                <v:imagedata r:id="rId2" o:title="" croptop="16955f" cropbottom="21659f" cropleft="9930f" cropright="8789f"/>
+                <v:imagedata r:id="rId3" o:title="" croptop="16955f" cropbottom="21659f" cropleft="9930f" cropright="8789f"/>
               </v:shape>
             </v:group>
           </w:pict>
         </mc:Fallback>
       </mc:AlternateContent>
-    </w:r>
-    <w:r>
-      <w:rPr>
-        <w:noProof/>
-      </w:rPr>
-      <w:pict w14:anchorId="758EA0F0">
-        <v:shape id="WordPictureWatermark290952095" o:spid="_x0000_s1034" type="#_x0000_t75" style="position:absolute;margin-left:0;margin-top:0;width:748.8pt;height:499.2pt;z-index:-251643904;mso-position-horizontal:center;mso-position-horizontal-relative:margin;mso-position-vertical:center;mso-position-vertical-relative:margin" o:allowincell="f">
-          <v:imagedata r:id="rId2" o:title="ChatGPT Image 20 abr 2026, 17_21_45" gain="19661f" blacklevel="22938f"/>
-          <w10:wrap anchorx="margin" anchory="margin"/>
-        </v:shape>
-      </w:pict>
     </w:r>
   </w:p>
 </w:hdr>

--- a/backend/routers/plantillas/cobranza_2.docx
+++ b/backend/routers/plantillas/cobranza_2.docx
@@ -910,16 +910,16 @@
       <mc:AlternateContent>
         <mc:Choice Requires="wpg">
           <w:drawing>
-            <wp:anchor distT="0" distB="0" distL="114300" distR="114300" simplePos="0" relativeHeight="251674624" behindDoc="0" locked="0" layoutInCell="1" allowOverlap="1" wp14:anchorId="2F37D30C" wp14:editId="78797092">
+            <wp:anchor distT="0" distB="0" distL="114300" distR="114300" simplePos="0" relativeHeight="251674624" behindDoc="0" locked="0" layoutInCell="1" allowOverlap="1" wp14:anchorId="423285C7" wp14:editId="45E1EC93">
               <wp:simplePos x="0" y="0"/>
               <wp:positionH relativeFrom="margin">
-                <wp:posOffset>220326</wp:posOffset>
+                <wp:posOffset>167250</wp:posOffset>
               </wp:positionH>
               <wp:positionV relativeFrom="paragraph">
-                <wp:posOffset>-130439</wp:posOffset>
+                <wp:posOffset>-143510</wp:posOffset>
               </wp:positionV>
-              <wp:extent cx="6508668" cy="751437"/>
-              <wp:effectExtent l="0" t="0" r="26035" b="0"/>
+              <wp:extent cx="6282330" cy="693726"/>
+              <wp:effectExtent l="0" t="0" r="23495" b="11430"/>
               <wp:wrapNone/>
               <wp:docPr id="613892707" name="Grupo 6"/>
               <wp:cNvGraphicFramePr/>
@@ -930,9 +930,9 @@
                     <wpg:grpSpPr>
                       <a:xfrm>
                         <a:off x="0" y="0"/>
-                        <a:ext cx="6508668" cy="751437"/>
-                        <a:chOff x="1319808" y="-12509"/>
-                        <a:chExt cx="4919851" cy="719311"/>
+                        <a:ext cx="6282330" cy="693726"/>
+                        <a:chOff x="1490895" y="-12509"/>
+                        <a:chExt cx="4748764" cy="664068"/>
                       </a:xfrm>
                     </wpg:grpSpPr>
                     <pic:pic xmlns:pic="http://schemas.openxmlformats.org/drawingml/2006/picture">
@@ -957,8 +957,8 @@
                       </pic:blipFill>
                       <pic:spPr bwMode="auto">
                         <a:xfrm>
-                          <a:off x="1319808" y="39902"/>
-                          <a:ext cx="1331047" cy="666900"/>
+                          <a:off x="1490895" y="96218"/>
+                          <a:ext cx="1108638" cy="555341"/>
                         </a:xfrm>
                         <a:prstGeom prst="rect">
                           <a:avLst/>
@@ -980,9 +980,9 @@
                       <wpg:grpSpPr>
                         <a:xfrm>
                           <a:off x="2671960" y="-12509"/>
-                          <a:ext cx="3567699" cy="700781"/>
+                          <a:ext cx="3567699" cy="658494"/>
                           <a:chOff x="1712293" y="-12509"/>
-                          <a:chExt cx="3567699" cy="700781"/>
+                          <a:chExt cx="3567699" cy="658494"/>
                         </a:xfrm>
                       </wpg:grpSpPr>
                       <wpg:grpSp>
@@ -990,10 +990,10 @@
                         <wpg:cNvGrpSpPr/>
                         <wpg:grpSpPr>
                           <a:xfrm>
-                            <a:off x="1713245" y="-12509"/>
-                            <a:ext cx="3566747" cy="700781"/>
-                            <a:chOff x="1578651" y="-12514"/>
-                            <a:chExt cx="3286549" cy="701075"/>
+                            <a:off x="1712293" y="-12509"/>
+                            <a:ext cx="3567699" cy="658494"/>
+                            <a:chOff x="1577774" y="-12514"/>
+                            <a:chExt cx="3287426" cy="658770"/>
                           </a:xfrm>
                         </wpg:grpSpPr>
                         <wpg:grpSp>
@@ -1001,10 +1001,10 @@
                           <wpg:cNvGrpSpPr/>
                           <wpg:grpSpPr>
                             <a:xfrm>
-                              <a:off x="1578651" y="116553"/>
-                              <a:ext cx="1555679" cy="572008"/>
-                              <a:chOff x="1510270" y="104306"/>
-                              <a:chExt cx="1488294" cy="496325"/>
+                              <a:off x="1577774" y="116553"/>
+                              <a:ext cx="1556556" cy="525670"/>
+                              <a:chOff x="1509431" y="104306"/>
+                              <a:chExt cx="1489133" cy="456118"/>
                             </a:xfrm>
                           </wpg:grpSpPr>
                           <wps:wsp>
@@ -1014,7 +1014,7 @@
                             </wps:cNvSpPr>
                             <wps:spPr bwMode="auto">
                               <a:xfrm>
-                                <a:off x="1510270" y="174059"/>
+                                <a:off x="1509431" y="133621"/>
                                 <a:ext cx="1453318" cy="426572"/>
                               </a:xfrm>
                               <a:prstGeom prst="rect">
@@ -1047,10 +1047,10 @@
                                       <w:noProof/>
                                     </w:rPr>
                                     <w:drawing>
-                                      <wp:inline distT="0" distB="0" distL="0" distR="0" wp14:anchorId="072DD567" wp14:editId="0941D282">
+                                      <wp:inline distT="0" distB="0" distL="0" distR="0" wp14:anchorId="218B4498" wp14:editId="2669AAC9">
                                         <wp:extent cx="135890" cy="117475"/>
                                         <wp:effectExtent l="0" t="0" r="0" b="0"/>
-                                        <wp:docPr id="670780979" name="Imagen 7" descr="Auricular con relleno sólido"/>
+                                        <wp:docPr id="192543451" name="Imagen 7" descr="Auricular con relleno sólido"/>
                                         <wp:cNvGraphicFramePr>
                                           <a:graphicFrameLocks xmlns:a="http://schemas.openxmlformats.org/drawingml/2006/main" noChangeAspect="1"/>
                                         </wp:cNvGraphicFramePr>
@@ -1094,7 +1094,7 @@
                                       <w:noProof/>
                                     </w:rPr>
                                     <w:drawing>
-                                      <wp:inline distT="0" distB="0" distL="0" distR="0" wp14:anchorId="2778E216" wp14:editId="63862AB3">
+                                      <wp:inline distT="0" distB="0" distL="0" distR="0" wp14:anchorId="0A0DE89C" wp14:editId="52A16477">
                                         <wp:extent cx="135236" cy="123825"/>
                                         <wp:effectExtent l="0" t="0" r="0" b="0"/>
                                         <wp:docPr id="489322327" name="Gráfico 3" descr="Auricular con relleno sólido"/>
@@ -1161,7 +1161,7 @@
                                       <w:noProof/>
                                     </w:rPr>
                                     <w:drawing>
-                                      <wp:inline distT="0" distB="0" distL="0" distR="0" wp14:anchorId="2D210486" wp14:editId="66B746F1">
+                                      <wp:inline distT="0" distB="0" distL="0" distR="0" wp14:anchorId="14980120" wp14:editId="266FDE93">
                                         <wp:extent cx="135236" cy="123825"/>
                                         <wp:effectExtent l="0" t="0" r="0" b="0"/>
                                         <wp:docPr id="58004095" name="Gráfico 3" descr="Auricular con relleno sólido"/>
@@ -1314,7 +1314,7 @@
                                     <w:noProof/>
                                   </w:rPr>
                                   <w:drawing>
-                                    <wp:inline distT="0" distB="0" distL="0" distR="0" wp14:anchorId="0759B99E" wp14:editId="18329C78">
+                                    <wp:inline distT="0" distB="0" distL="0" distR="0" wp14:anchorId="6A0E8C00" wp14:editId="4B1DC01B">
                                       <wp:extent cx="137160" cy="137160"/>
                                       <wp:effectExtent l="0" t="0" r="0" b="0"/>
                                       <wp:docPr id="297324956" name="Imagen 9" descr="Tiktok logo - Icono gratis PNG, SVG">
@@ -1379,7 +1379,7 @@
                                     <w:u w:val="none"/>
                                   </w:rPr>
                                   <w:drawing>
-                                    <wp:inline distT="0" distB="0" distL="0" distR="0" wp14:anchorId="68A978AA" wp14:editId="48870021">
+                                    <wp:inline distT="0" distB="0" distL="0" distR="0" wp14:anchorId="4F5F990F" wp14:editId="217FB8B5">
                                       <wp:extent cx="172169" cy="187960"/>
                                       <wp:effectExtent l="0" t="0" r="0" b="2540"/>
                                       <wp:docPr id="274922293" name="Imagen 4" descr="Iconos De Facebook PNG para descargar gratis">
@@ -1563,7 +1563,7 @@
         </mc:Choice>
         <mc:Fallback>
           <w:pict>
-            <v:group w14:anchorId="2F37D30C" id="Grupo 6" o:spid="_x0000_s1031" style="position:absolute;margin-left:17.35pt;margin-top:-10.25pt;width:512.5pt;height:59.15pt;z-index:251674624;mso-position-horizontal-relative:margin;mso-width-relative:margin;mso-height-relative:margin" coordorigin="13198,-125" coordsize="49198,7193" o:gfxdata="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">
+            <v:group w14:anchorId="423285C7" id="Grupo 6" o:spid="_x0000_s1031" style="position:absolute;margin-left:13.15pt;margin-top:-11.3pt;width:494.65pt;height:54.6pt;z-index:251674624;mso-position-horizontal-relative:margin;mso-width-relative:margin;mso-height-relative:margin" coordorigin="14908,-125" coordsize="47487,6640" o:gfxdata="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">
               <v:shapetype id="_x0000_t75" coordsize="21600,21600" o:spt="75" o:preferrelative="t" path="m@4@5l@4@11@9@11@9@5xe" filled="f" stroked="f">
                 <v:stroke joinstyle="miter"/>
                 <v:formulas>
@@ -1583,17 +1583,17 @@
                 <v:path o:extrusionok="f" gradientshapeok="t" o:connecttype="rect"/>
                 <o:lock v:ext="edit" aspectratio="t"/>
               </v:shapetype>
-              <v:shape id="Imagen 7" o:spid="_x0000_s1032" type="#_x0000_t75" style="position:absolute;left:13198;top:399;width:13310;height:6669;visibility:visible;mso-wrap-style:square" o:gfxdata="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">
+              <v:shape id="Imagen 7" o:spid="_x0000_s1032" type="#_x0000_t75" style="position:absolute;left:14908;top:962;width:11087;height:5553;visibility:visible;mso-wrap-style:square" o:gfxdata="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">
                 <v:imagedata r:id="rId10" o:title="" croptop="16955f" cropbottom="21659f" cropleft="9930f" cropright="8789f"/>
               </v:shape>
-              <v:group id="Grupo 7" o:spid="_x0000_s1033" style="position:absolute;left:26719;top:-125;width:35677;height:7007" coordorigin="17122,-125" coordsize="35676,7007" o:gfxdata="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">
-                <v:group id="_x0000_s1034" style="position:absolute;left:17132;top:-125;width:35667;height:7007" coordorigin="15786,-125" coordsize="32865,7010" o:gfxdata="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">
-                  <v:group id="Grupo 10" o:spid="_x0000_s1035" style="position:absolute;left:15786;top:1165;width:15557;height:5720" coordorigin="15102,1043" coordsize="14882,4963" o:gfxdata="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">
+              <v:group id="Grupo 7" o:spid="_x0000_s1033" style="position:absolute;left:26719;top:-125;width:35677;height:6584" coordorigin="17122,-125" coordsize="35676,6584" o:gfxdata="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">
+                <v:group id="_x0000_s1034" style="position:absolute;left:17122;top:-125;width:35677;height:6584" coordorigin="15777,-125" coordsize="32874,6587" o:gfxdata="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">
+                  <v:group id="Grupo 10" o:spid="_x0000_s1035" style="position:absolute;left:15777;top:1165;width:15566;height:5257" coordorigin="15094,1043" coordsize="14891,4561" o:gfxdata="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">
                     <v:shapetype id="_x0000_t202" coordsize="21600,21600" o:spt="202" path="m,l,21600r21600,l21600,xe">
                       <v:stroke joinstyle="miter"/>
                       <v:path gradientshapeok="t" o:connecttype="rect"/>
                     </v:shapetype>
-                    <v:shape id="Cuadro de texto 2" o:spid="_x0000_s1036" type="#_x0000_t202" style="position:absolute;left:15102;top:1740;width:14533;height:4266;visibility:visible;mso-wrap-style:square;v-text-anchor:top" o:gfxdata="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" strokecolor="white [3212]">
+                    <v:shape id="Cuadro de texto 2" o:spid="_x0000_s1036" type="#_x0000_t202" style="position:absolute;left:15094;top:1336;width:14533;height:4265;visibility:visible;mso-wrap-style:square;v-text-anchor:top" o:gfxdata="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" strokecolor="white [3212]">
                       <v:textbox>
                         <w:txbxContent>
                           <w:p>
@@ -1609,10 +1609,10 @@
                                 <w:noProof/>
                               </w:rPr>
                               <w:drawing>
-                                <wp:inline distT="0" distB="0" distL="0" distR="0" wp14:anchorId="072DD567" wp14:editId="0941D282">
+                                <wp:inline distT="0" distB="0" distL="0" distR="0" wp14:anchorId="218B4498" wp14:editId="2669AAC9">
                                   <wp:extent cx="135890" cy="117475"/>
                                   <wp:effectExtent l="0" t="0" r="0" b="0"/>
-                                  <wp:docPr id="670780979" name="Imagen 7" descr="Auricular con relleno sólido"/>
+                                  <wp:docPr id="192543451" name="Imagen 7" descr="Auricular con relleno sólido"/>
                                   <wp:cNvGraphicFramePr>
                                     <a:graphicFrameLocks xmlns:a="http://schemas.openxmlformats.org/drawingml/2006/main" noChangeAspect="1"/>
                                   </wp:cNvGraphicFramePr>
@@ -1656,7 +1656,7 @@
                                 <w:noProof/>
                               </w:rPr>
                               <w:drawing>
-                                <wp:inline distT="0" distB="0" distL="0" distR="0" wp14:anchorId="2778E216" wp14:editId="63862AB3">
+                                <wp:inline distT="0" distB="0" distL="0" distR="0" wp14:anchorId="0A0DE89C" wp14:editId="52A16477">
                                   <wp:extent cx="135236" cy="123825"/>
                                   <wp:effectExtent l="0" t="0" r="0" b="0"/>
                                   <wp:docPr id="489322327" name="Gráfico 3" descr="Auricular con relleno sólido"/>
@@ -1723,7 +1723,7 @@
                                 <w:noProof/>
                               </w:rPr>
                               <w:drawing>
-                                <wp:inline distT="0" distB="0" distL="0" distR="0" wp14:anchorId="2D210486" wp14:editId="66B746F1">
+                                <wp:inline distT="0" distB="0" distL="0" distR="0" wp14:anchorId="14980120" wp14:editId="266FDE93">
                                   <wp:extent cx="135236" cy="123825"/>
                                   <wp:effectExtent l="0" t="0" r="0" b="0"/>
                                   <wp:docPr id="58004095" name="Gráfico 3" descr="Auricular con relleno sólido"/>
@@ -1819,7 +1819,7 @@
                               <w:noProof/>
                             </w:rPr>
                             <w:drawing>
-                              <wp:inline distT="0" distB="0" distL="0" distR="0" wp14:anchorId="0759B99E" wp14:editId="18329C78">
+                              <wp:inline distT="0" distB="0" distL="0" distR="0" wp14:anchorId="6A0E8C00" wp14:editId="4B1DC01B">
                                 <wp:extent cx="137160" cy="137160"/>
                                 <wp:effectExtent l="0" t="0" r="0" b="0"/>
                                 <wp:docPr id="297324956" name="Imagen 9" descr="Tiktok logo - Icono gratis PNG, SVG">
@@ -1884,7 +1884,7 @@
                               <w:u w:val="none"/>
                             </w:rPr>
                             <w:drawing>
-                              <wp:inline distT="0" distB="0" distL="0" distR="0" wp14:anchorId="68A978AA" wp14:editId="48870021">
+                              <wp:inline distT="0" distB="0" distL="0" distR="0" wp14:anchorId="4F5F990F" wp14:editId="217FB8B5">
                                 <wp:extent cx="172169" cy="187960"/>
                                 <wp:effectExtent l="0" t="0" r="0" b="2540"/>
                                 <wp:docPr id="274922293" name="Imagen 4" descr="Iconos De Facebook PNG para descargar gratis">
